--- a/docs/admin/医師別KPI解析_理事会説明資料_2026-05-04.docx
+++ b/docs/admin/医師別KPI解析_理事会説明資料_2026-05-04.docx
@@ -4,7 +4,7 @@
   <w:body>
     <w:p>
       <w:pPr>
-        <w:spacing w:before="1600"/>
+        <w:spacing w:before="1400"/>
         <w:jc w:val="center"/>
       </w:pPr>
       <w:r>
@@ -33,22 +33,22 @@
     </w:p>
     <w:p>
       <w:pPr>
-        <w:spacing w:before="960"/>
+        <w:spacing w:before="720"/>
         <w:jc w:val="center"/>
       </w:pPr>
       <w:r>
         <w:rPr>
           <w:rFonts w:ascii="Hiragino Mincho ProN" w:hAnsi="Hiragino Mincho ProN" w:eastAsia="Hiragino Mincho ProN"/>
-          <w:b w:val="0"/>
-          <w:color w:val="6B7280"/>
-          <w:sz w:val="24"/>
+          <w:b/>
+          <w:color w:val="DC2626"/>
+          <w:sz w:val="26"/>
         </w:rPr>
-        <w:t>〜 過去 1 年の入院データから医師別の病棟運営貢献を見える化 〜</w:t>
+        <w:t>〜 「短期回転 ＝ 経営最適」は誤り：B 群（回復期）の中心管理が運営貢献を最大化する 〜</w:t>
       </w:r>
     </w:p>
     <w:p>
       <w:pPr>
-        <w:spacing w:before="2400"/>
+        <w:spacing w:before="1200"/>
         <w:jc w:val="center"/>
       </w:pPr>
       <w:r>
@@ -85,7 +85,7 @@
           <w:color w:val="9CA3AF"/>
           <w:sz w:val="22"/>
         </w:rPr>
-        <w:t>作成日：2026 年 5 月 4 日</w:t>
+        <w:t>作成日：2026 年 5 月 4 日 / Rev. 2（粗利ベース 抜本改訂版）</w:t>
       </w:r>
     </w:p>
     <w:p>
@@ -114,7 +114,7 @@
           <w:b w:val="0"/>
           <w:sz w:val="22"/>
         </w:rPr>
-        <w:t>本資料の要点を 5 行で示します。</w:t>
+        <w:t>本資料の要点を 5 項目で示します。</w:t>
       </w:r>
     </w:p>
     <w:p>
@@ -133,7 +133,7 @@
           <w:b w:val="0"/>
           <w:sz w:val="22"/>
         </w:rPr>
-        <w:t>①  過去 1 年（2025-04 〜 2026-04）の入院 1,960 件を医師別に集計し、各医師が病棟稼働率と病院収益にどれだけ貢献しているかを算出しました。</w:t>
+        <w:t>①  ベッド粗利単価の正しい順位は B 群（32,500 円/床日）＞ C 群（31,000 円）＞ A 群（26,500 円）。「短期回転＝経営貢献大」という認識は誤り。コストを差し引いた粗利では、B 群（回復期 6〜14 日）が最高単価。</w:t>
       </w:r>
     </w:p>
     <w:p>
@@ -143,7 +143,7 @@
           <w:b w:val="0"/>
           <w:sz w:val="22"/>
         </w:rPr>
-        <w:t>②  「医師別 稼働率寄与率」は **「年間収益貢献額」と相関係数 r = 0.96** で極めて強く連動します。つまり稼働率寄与率を主指標にすれば経営評価の 9 割以上を説明できます。</w:t>
+        <w:t>②  この知見に基づくと、長期入院（B・C 群）を多く担当する医師ほどベッド粗利単価が高い。実際、当院の上位 3 医師（粗利順）は **B 群＋C 群比率 80%超** の長期管理型です。</w:t>
       </w:r>
     </w:p>
     <w:p>
@@ -153,7 +153,7 @@
           <w:b w:val="0"/>
           <w:sz w:val="22"/>
         </w:rPr>
-        <w:t>③  6F 病棟は上位 3 名（収益順 1〜3 位の医師）が約 55% を担い、バランスが取れた構造です。</w:t>
+        <w:t>③  稼働率寄与率と年間粗利の相関は r = 0.96 と極めて強く、稼働率寄与率を主指標にすれば経営評価の 9 割以上を説明できる。</w:t>
       </w:r>
     </w:p>
     <w:p>
@@ -163,7 +163,7 @@
           <w:b w:val="0"/>
           <w:sz w:val="22"/>
         </w:rPr>
-        <w:t>④  5F 病棟は **収益 4 位の医師 1 名で 23.3%** を占有しており、その医師の不在リスクが構造的課題として浮上しました。</w:t>
+        <w:t>④  6F 病棟は上位 3 名で粗利の 43% を担う健全な分散構造。5F 病棟は OKUK 1 名で 23.3% を占有しており、不在リスクが構造的課題。</w:t>
       </w:r>
     </w:p>
     <w:p>
@@ -173,7 +173,7 @@
           <w:b w:val="0"/>
           <w:sz w:val="22"/>
         </w:rPr>
-        <w:t>⑤  KPI は「稼働率寄与率（量）」と「ベッド単価（質）」の 2 軸で月次モニタリングし、施設基準達成と単価向上を同時に管理することを提言します。</w:t>
+        <w:t>⑤  KPI は「稼働率寄与率（量）」と「ベッド粗利単価（質）」の 2 軸で月次モニタリング。「短期回転推進」ではなく「適切な在院期間で質の高い治療を完結する」運営最適化を提言。</w:t>
       </w:r>
     </w:p>
     <w:p>
@@ -202,7 +202,7 @@
           <w:b w:val="0"/>
           <w:sz w:val="22"/>
         </w:rPr>
-        <w:t>病棟稼働率は施設基準（地域包括医療病棟は 90% 目標）を満たすための経営的・制度的な最重要指標です。これまで「病棟稼働率は副院長の責任」のように属人化して見えがちでしたが、実態は **各主治医の入院・在院・退院判断の総和** が病棟稼働率を作っています。</w:t>
+        <w:t>病棟稼働率は施設基準（地域包括医療病棟は 90% 目標）を満たすための経営的・制度的な最重要指標です。「病棟稼働率は副院長の責任」のように属人化して見えがちですが、実態は **各主治医の入院・在院・退院判断の総和** が病棟稼働率を作っています。</w:t>
       </w:r>
     </w:p>
     <w:p>
@@ -241,7 +241,7 @@
           <w:b w:val="0"/>
           <w:sz w:val="22"/>
         </w:rPr>
-        <w:t xml:space="preserve">  2. それは病院収益にどう結びついているか？</w:t>
+        <w:t xml:space="preserve">  2. それは病院収益（粗利＝運営貢献額）にどう結びついているか？</w:t>
       </w:r>
     </w:p>
     <w:p>
@@ -305,13 +305,27 @@
       </w:r>
     </w:p>
     <w:p>
+      <w:pPr>
+        <w:pStyle w:val="Heading2"/>
+      </w:pPr>
+      <w:r>
+        <w:rPr>
+          <w:rFonts w:ascii="Hiragino Mincho ProN" w:hAnsi="Hiragino Mincho ProN" w:eastAsia="Hiragino Mincho ProN"/>
+          <w:b/>
+          <w:color w:val="1F2937"/>
+          <w:sz w:val="30"/>
+        </w:rPr>
+        <w:t>2.1 重要な認識転換 — 「報酬」ではなく「粗利（運営貢献額）」で評価する</w:t>
+      </w:r>
+    </w:p>
+    <w:p>
       <w:r>
         <w:rPr>
           <w:rFonts w:ascii="Hiragino Mincho ProN" w:hAnsi="Hiragino Mincho ProN" w:eastAsia="Hiragino Mincho ProN"/>
           <w:b w:val="0"/>
           <w:sz w:val="22"/>
         </w:rPr>
-        <w:t>本資料では「医師別 病棟貢献度」を 2 つの掛け算で表現します。数式を見る前に、図で意味を理解してください。</w:t>
+        <w:t>病院経営においては「日次診療報酬」ではなく、コスト（薬剤・処置・検査等の変動費）を差し引いた「粗利＝運営貢献額」で評価する必要があります。</w:t>
       </w:r>
     </w:p>
     <w:p>
@@ -330,7 +344,7 @@
       <w:r>
         <w:drawing>
           <wp:inline xmlns:a="http://schemas.openxmlformats.org/drawingml/2006/main" xmlns:pic="http://schemas.openxmlformats.org/drawingml/2006/picture">
-            <wp:extent cx="5580000" cy="2990626"/>
+            <wp:extent cx="5580000" cy="2697583"/>
             <wp:docPr id="1" name="Picture 1"/>
             <wp:cNvGraphicFramePr>
               <a:graphicFrameLocks noChangeAspect="1"/>
@@ -339,7 +353,7 @@
               <a:graphicData uri="http://schemas.openxmlformats.org/drawingml/2006/picture">
                 <pic:pic>
                   <pic:nvPicPr>
-                    <pic:cNvPr id="0" name="01_concept_named.png"/>
+                    <pic:cNvPr id="0" name="06_misconception_named.png"/>
                     <pic:cNvPicPr/>
                   </pic:nvPicPr>
                   <pic:blipFill>
@@ -351,7 +365,7 @@
                   <pic:spPr>
                     <a:xfrm>
                       <a:off x="0" y="0"/>
-                      <a:ext cx="5580000" cy="2990626"/>
+                      <a:ext cx="5580000" cy="2697583"/>
                     </a:xfrm>
                     <a:prstGeom prst="rect"/>
                   </pic:spPr>
@@ -373,6 +387,64 @@
     </w:p>
     <w:p>
       <w:pPr>
+        <w:ind w:left="283"/>
+      </w:pPr>
+      <w:r>
+        <w:rPr>
+          <w:rFonts w:ascii="Hiragino Mincho ProN" w:hAnsi="Hiragino Mincho ProN" w:eastAsia="Hiragino Mincho ProN"/>
+          <w:b/>
+          <w:color w:val="DC2626"/>
+          <w:sz w:val="22"/>
+        </w:rPr>
+        <w:t xml:space="preserve">❌ 誤った認識 </w:t>
+      </w:r>
+      <w:r>
+        <w:rPr>
+          <w:rFonts w:ascii="Hiragino Mincho ProN" w:hAnsi="Hiragino Mincho ProN" w:eastAsia="Hiragino Mincho ProN"/>
+          <w:b w:val="0"/>
+          <w:sz w:val="22"/>
+        </w:rPr>
+        <w:t>「短期回転＝急性期＝高単価」と思い込みがちですが、A 群（急性期）はコスト（薬剤・処置・検査・看護人手）が大きく、粗利は 3 群中 **最低**です。</w:t>
+      </w:r>
+    </w:p>
+    <w:p>
+      <w:r>
+        <w:rPr>
+          <w:rFonts w:ascii="Hiragino Mincho ProN" w:hAnsi="Hiragino Mincho ProN" w:eastAsia="Hiragino Mincho ProN"/>
+          <w:b w:val="0"/>
+          <w:sz w:val="22"/>
+        </w:rPr>
+      </w:r>
+    </w:p>
+    <w:p>
+      <w:pPr>
+        <w:ind w:left="283"/>
+      </w:pPr>
+      <w:r>
+        <w:rPr>
+          <w:rFonts w:ascii="Hiragino Mincho ProN" w:hAnsi="Hiragino Mincho ProN" w:eastAsia="Hiragino Mincho ProN"/>
+          <w:b/>
+          <w:color w:val="10B981"/>
+          <w:sz w:val="22"/>
+        </w:rPr>
+        <w:t xml:space="preserve">✅ 正しい認識 </w:t>
+      </w:r>
+      <w:r>
+        <w:rPr>
+          <w:rFonts w:ascii="Hiragino Mincho ProN" w:hAnsi="Hiragino Mincho ProN" w:eastAsia="Hiragino Mincho ProN"/>
+          <w:b w:val="0"/>
+          <w:sz w:val="22"/>
+        </w:rPr>
+        <w:t>コストを差し引くと B 群（回復期）が最高、C 群（退院準備）が次、A 群が最低。B 群を多く担当する医師ほど運営貢献が大きい。</w:t>
+      </w:r>
+    </w:p>
+    <w:p>
+      <w:r>
+        <w:br w:type="page"/>
+      </w:r>
+    </w:p>
+    <w:p>
+      <w:pPr>
         <w:pStyle w:val="Heading2"/>
       </w:pPr>
       <w:r>
@@ -382,7 +454,7 @@
           <w:color w:val="1F2937"/>
           <w:sz w:val="30"/>
         </w:rPr>
-        <w:t>2.1 年間収益 = 受持数 × ベッド単価 × 365 日</w:t>
+        <w:t>2.2 フェーズ別の単価構造（地域包括医療病棟入院料 1）</w:t>
       </w:r>
     </w:p>
     <w:p>
@@ -392,7 +464,413 @@
           <w:b w:val="0"/>
           <w:sz w:val="22"/>
         </w:rPr>
-        <w:t>ある医師が 1 年間に病棟運営に貢献した金額（年間収益）は、次の掛け算で表されます。</w:t>
+        <w:t>アプリ実装の 2026 年度プリセット（入院料 1・イ/ロ/ハ加重平均）に基づく数値:</w:t>
+      </w:r>
+    </w:p>
+    <w:p>
+      <w:r>
+        <w:rPr>
+          <w:rFonts w:ascii="Hiragino Mincho ProN" w:hAnsi="Hiragino Mincho ProN" w:eastAsia="Hiragino Mincho ProN"/>
+          <w:b w:val="0"/>
+          <w:sz w:val="22"/>
+        </w:rPr>
+      </w:r>
+    </w:p>
+    <w:tbl>
+      <w:tblPr>
+        <w:tblStyle w:val="LightGrid-Accent1"/>
+        <w:tblW w:type="auto" w:w="0"/>
+        <w:jc w:val="center"/>
+        <w:tblLook w:firstColumn="1" w:firstRow="1" w:lastColumn="0" w:lastRow="0" w:noHBand="0" w:noVBand="1" w:val="04A0"/>
+      </w:tblPr>
+      <w:tblGrid>
+        <w:gridCol w:w="1949"/>
+        <w:gridCol w:w="1949"/>
+        <w:gridCol w:w="1949"/>
+        <w:gridCol w:w="1949"/>
+        <w:gridCol w:w="1949"/>
+      </w:tblGrid>
+      <w:tr>
+        <w:tc>
+          <w:tcPr>
+            <w:tcW w:type="dxa" w:w="1701"/>
+          </w:tcPr>
+          <w:p>
+            <w:r/>
+            <w:r>
+              <w:rPr>
+                <w:rFonts w:ascii="Hiragino Mincho ProN" w:hAnsi="Hiragino Mincho ProN" w:eastAsia="Hiragino Mincho ProN"/>
+                <w:b/>
+                <w:color w:val="1F2937"/>
+                <w:sz w:val="20"/>
+              </w:rPr>
+              <w:t>フェーズ</w:t>
+            </w:r>
+          </w:p>
+        </w:tc>
+        <w:tc>
+          <w:tcPr>
+            <w:tcW w:type="dxa" w:w="1417"/>
+          </w:tcPr>
+          <w:p>
+            <w:r/>
+            <w:r>
+              <w:rPr>
+                <w:rFonts w:ascii="Hiragino Mincho ProN" w:hAnsi="Hiragino Mincho ProN" w:eastAsia="Hiragino Mincho ProN"/>
+                <w:b/>
+                <w:color w:val="1F2937"/>
+                <w:sz w:val="20"/>
+              </w:rPr>
+              <w:t>在院期間</w:t>
+            </w:r>
+          </w:p>
+        </w:tc>
+        <w:tc>
+          <w:tcPr>
+            <w:tcW w:type="dxa" w:w="1701"/>
+          </w:tcPr>
+          <w:p>
+            <w:r/>
+            <w:r>
+              <w:rPr>
+                <w:rFonts w:ascii="Hiragino Mincho ProN" w:hAnsi="Hiragino Mincho ProN" w:eastAsia="Hiragino Mincho ProN"/>
+                <w:b/>
+                <w:color w:val="1F2937"/>
+                <w:sz w:val="20"/>
+              </w:rPr>
+              <w:t>① 日次診療報酬</w:t>
+            </w:r>
+          </w:p>
+        </w:tc>
+        <w:tc>
+          <w:tcPr>
+            <w:tcW w:type="dxa" w:w="1701"/>
+          </w:tcPr>
+          <w:p>
+            <w:r/>
+            <w:r>
+              <w:rPr>
+                <w:rFonts w:ascii="Hiragino Mincho ProN" w:hAnsi="Hiragino Mincho ProN" w:eastAsia="Hiragino Mincho ProN"/>
+                <w:b/>
+                <w:color w:val="1F2937"/>
+                <w:sz w:val="20"/>
+              </w:rPr>
+              <w:t>② 日次変動費</w:t>
+            </w:r>
+          </w:p>
+        </w:tc>
+        <w:tc>
+          <w:tcPr>
+            <w:tcW w:type="dxa" w:w="2268"/>
+          </w:tcPr>
+          <w:p>
+            <w:r/>
+            <w:r>
+              <w:rPr>
+                <w:rFonts w:ascii="Hiragino Mincho ProN" w:hAnsi="Hiragino Mincho ProN" w:eastAsia="Hiragino Mincho ProN"/>
+                <w:b/>
+                <w:color w:val="1F2937"/>
+                <w:sz w:val="20"/>
+              </w:rPr>
+              <w:t>③ 粗利（① − ②）</w:t>
+            </w:r>
+          </w:p>
+        </w:tc>
+      </w:tr>
+      <w:tr>
+        <w:tc>
+          <w:tcPr>
+            <w:tcW w:type="dxa" w:w="1701"/>
+          </w:tcPr>
+          <w:p>
+            <w:r/>
+            <w:r>
+              <w:rPr>
+                <w:rFonts w:ascii="Hiragino Mincho ProN" w:hAnsi="Hiragino Mincho ProN" w:eastAsia="Hiragino Mincho ProN"/>
+                <w:b w:val="0"/>
+                <w:sz w:val="20"/>
+              </w:rPr>
+              <w:t>A 群（急性期）</w:t>
+            </w:r>
+          </w:p>
+        </w:tc>
+        <w:tc>
+          <w:tcPr>
+            <w:tcW w:type="dxa" w:w="1417"/>
+          </w:tcPr>
+          <w:p>
+            <w:r/>
+            <w:r>
+              <w:rPr>
+                <w:rFonts w:ascii="Hiragino Mincho ProN" w:hAnsi="Hiragino Mincho ProN" w:eastAsia="Hiragino Mincho ProN"/>
+                <w:b w:val="0"/>
+                <w:sz w:val="20"/>
+              </w:rPr>
+              <w:t>1 〜 5 日</w:t>
+            </w:r>
+          </w:p>
+        </w:tc>
+        <w:tc>
+          <w:tcPr>
+            <w:tcW w:type="dxa" w:w="1701"/>
+          </w:tcPr>
+          <w:p>
+            <w:r/>
+            <w:r>
+              <w:rPr>
+                <w:rFonts w:ascii="Hiragino Mincho ProN" w:hAnsi="Hiragino Mincho ProN" w:eastAsia="Hiragino Mincho ProN"/>
+                <w:b w:val="0"/>
+                <w:sz w:val="20"/>
+              </w:rPr>
+              <w:t>38,500 円</w:t>
+            </w:r>
+          </w:p>
+        </w:tc>
+        <w:tc>
+          <w:tcPr>
+            <w:tcW w:type="dxa" w:w="1701"/>
+          </w:tcPr>
+          <w:p>
+            <w:r/>
+            <w:r>
+              <w:rPr>
+                <w:rFonts w:ascii="Hiragino Mincho ProN" w:hAnsi="Hiragino Mincho ProN" w:eastAsia="Hiragino Mincho ProN"/>
+                <w:b w:val="0"/>
+                <w:sz w:val="20"/>
+              </w:rPr>
+              <w:t>12,000 円</w:t>
+            </w:r>
+          </w:p>
+        </w:tc>
+        <w:tc>
+          <w:tcPr>
+            <w:tcW w:type="dxa" w:w="2268"/>
+          </w:tcPr>
+          <w:p>
+            <w:r/>
+            <w:r>
+              <w:rPr>
+                <w:rFonts w:ascii="Hiragino Mincho ProN" w:hAnsi="Hiragino Mincho ProN" w:eastAsia="Hiragino Mincho ProN"/>
+                <w:b w:val="0"/>
+                <w:sz w:val="20"/>
+              </w:rPr>
+              <w:t>26,500 円（3 位）</w:t>
+            </w:r>
+          </w:p>
+        </w:tc>
+      </w:tr>
+      <w:tr>
+        <w:tc>
+          <w:tcPr>
+            <w:tcW w:type="dxa" w:w="1701"/>
+          </w:tcPr>
+          <w:p>
+            <w:r/>
+            <w:r>
+              <w:rPr>
+                <w:rFonts w:ascii="Hiragino Mincho ProN" w:hAnsi="Hiragino Mincho ProN" w:eastAsia="Hiragino Mincho ProN"/>
+                <w:b w:val="0"/>
+                <w:sz w:val="20"/>
+              </w:rPr>
+              <w:t>B 群（回復期）</w:t>
+            </w:r>
+          </w:p>
+        </w:tc>
+        <w:tc>
+          <w:tcPr>
+            <w:tcW w:type="dxa" w:w="1417"/>
+          </w:tcPr>
+          <w:p>
+            <w:r/>
+            <w:r>
+              <w:rPr>
+                <w:rFonts w:ascii="Hiragino Mincho ProN" w:hAnsi="Hiragino Mincho ProN" w:eastAsia="Hiragino Mincho ProN"/>
+                <w:b w:val="0"/>
+                <w:sz w:val="20"/>
+              </w:rPr>
+              <w:t>6 〜 14 日</w:t>
+            </w:r>
+          </w:p>
+        </w:tc>
+        <w:tc>
+          <w:tcPr>
+            <w:tcW w:type="dxa" w:w="1701"/>
+          </w:tcPr>
+          <w:p>
+            <w:r/>
+            <w:r>
+              <w:rPr>
+                <w:rFonts w:ascii="Hiragino Mincho ProN" w:hAnsi="Hiragino Mincho ProN" w:eastAsia="Hiragino Mincho ProN"/>
+                <w:b w:val="0"/>
+                <w:sz w:val="20"/>
+              </w:rPr>
+              <w:t>38,500 円</w:t>
+            </w:r>
+          </w:p>
+        </w:tc>
+        <w:tc>
+          <w:tcPr>
+            <w:tcW w:type="dxa" w:w="1701"/>
+          </w:tcPr>
+          <w:p>
+            <w:r/>
+            <w:r>
+              <w:rPr>
+                <w:rFonts w:ascii="Hiragino Mincho ProN" w:hAnsi="Hiragino Mincho ProN" w:eastAsia="Hiragino Mincho ProN"/>
+                <w:b w:val="0"/>
+                <w:sz w:val="20"/>
+              </w:rPr>
+              <w:t>6,000 円</w:t>
+            </w:r>
+          </w:p>
+        </w:tc>
+        <w:tc>
+          <w:tcPr>
+            <w:tcW w:type="dxa" w:w="2268"/>
+          </w:tcPr>
+          <w:p>
+            <w:r/>
+            <w:r>
+              <w:rPr>
+                <w:rFonts w:ascii="Hiragino Mincho ProN" w:hAnsi="Hiragino Mincho ProN" w:eastAsia="Hiragino Mincho ProN"/>
+                <w:b w:val="0"/>
+                <w:sz w:val="20"/>
+              </w:rPr>
+              <w:t>★ 32,500 円（1 位）</w:t>
+            </w:r>
+          </w:p>
+        </w:tc>
+      </w:tr>
+      <w:tr>
+        <w:tc>
+          <w:tcPr>
+            <w:tcW w:type="dxa" w:w="1701"/>
+          </w:tcPr>
+          <w:p>
+            <w:r/>
+            <w:r>
+              <w:rPr>
+                <w:rFonts w:ascii="Hiragino Mincho ProN" w:hAnsi="Hiragino Mincho ProN" w:eastAsia="Hiragino Mincho ProN"/>
+                <w:b w:val="0"/>
+                <w:sz w:val="20"/>
+              </w:rPr>
+              <w:t>C 群（退院準備）</w:t>
+            </w:r>
+          </w:p>
+        </w:tc>
+        <w:tc>
+          <w:tcPr>
+            <w:tcW w:type="dxa" w:w="1417"/>
+          </w:tcPr>
+          <w:p>
+            <w:r/>
+            <w:r>
+              <w:rPr>
+                <w:rFonts w:ascii="Hiragino Mincho ProN" w:hAnsi="Hiragino Mincho ProN" w:eastAsia="Hiragino Mincho ProN"/>
+                <w:b w:val="0"/>
+                <w:sz w:val="20"/>
+              </w:rPr>
+              <w:t>15 日以降</w:t>
+            </w:r>
+          </w:p>
+        </w:tc>
+        <w:tc>
+          <w:tcPr>
+            <w:tcW w:type="dxa" w:w="1701"/>
+          </w:tcPr>
+          <w:p>
+            <w:r/>
+            <w:r>
+              <w:rPr>
+                <w:rFonts w:ascii="Hiragino Mincho ProN" w:hAnsi="Hiragino Mincho ProN" w:eastAsia="Hiragino Mincho ProN"/>
+                <w:b w:val="0"/>
+                <w:sz w:val="20"/>
+              </w:rPr>
+              <w:t>35,500 円</w:t>
+            </w:r>
+          </w:p>
+        </w:tc>
+        <w:tc>
+          <w:tcPr>
+            <w:tcW w:type="dxa" w:w="1701"/>
+          </w:tcPr>
+          <w:p>
+            <w:r/>
+            <w:r>
+              <w:rPr>
+                <w:rFonts w:ascii="Hiragino Mincho ProN" w:hAnsi="Hiragino Mincho ProN" w:eastAsia="Hiragino Mincho ProN"/>
+                <w:b w:val="0"/>
+                <w:sz w:val="20"/>
+              </w:rPr>
+              <w:t>4,500 円</w:t>
+            </w:r>
+          </w:p>
+        </w:tc>
+        <w:tc>
+          <w:tcPr>
+            <w:tcW w:type="dxa" w:w="2268"/>
+          </w:tcPr>
+          <w:p>
+            <w:r/>
+            <w:r>
+              <w:rPr>
+                <w:rFonts w:ascii="Hiragino Mincho ProN" w:hAnsi="Hiragino Mincho ProN" w:eastAsia="Hiragino Mincho ProN"/>
+                <w:b w:val="0"/>
+                <w:sz w:val="20"/>
+              </w:rPr>
+              <w:t>31,000 円（2 位）</w:t>
+            </w:r>
+          </w:p>
+        </w:tc>
+      </w:tr>
+    </w:tbl>
+    <w:p>
+      <w:r>
+        <w:rPr>
+          <w:rFonts w:ascii="Hiragino Mincho ProN" w:hAnsi="Hiragino Mincho ProN" w:eastAsia="Hiragino Mincho ProN"/>
+          <w:b w:val="0"/>
+          <w:sz w:val="22"/>
+        </w:rPr>
+      </w:r>
+    </w:p>
+    <w:p>
+      <w:r>
+        <w:rPr>
+          <w:rFonts w:ascii="Hiragino Mincho ProN" w:hAnsi="Hiragino Mincho ProN" w:eastAsia="Hiragino Mincho ProN"/>
+          <w:b w:val="0"/>
+          <w:color w:val="6B7280"/>
+          <w:sz w:val="20"/>
+        </w:rPr>
+        <w:t>出典: ベッドコントロールシミュレーター内 _FEE_PRESETS（令和 8 年度プリセット）。入院料 1: イ 3,367 / ロ 3,267 / ハ 3,117 点の加重平均約 3,250 点 + 初期加算 + リハビリ出来高を含む。変動費は薬剤・処置・検査・材料費の概算。</w:t>
+      </w:r>
+    </w:p>
+    <w:p>
+      <w:r>
+        <w:br w:type="page"/>
+      </w:r>
+    </w:p>
+    <w:p>
+      <w:pPr>
+        <w:pStyle w:val="Heading2"/>
+      </w:pPr>
+      <w:r>
+        <w:rPr>
+          <w:rFonts w:ascii="Hiragino Mincho ProN" w:hAnsi="Hiragino Mincho ProN" w:eastAsia="Hiragino Mincho ProN"/>
+          <w:b/>
+          <w:color w:val="1F2937"/>
+          <w:sz w:val="30"/>
+        </w:rPr>
+        <w:t>2.3 ベッド粗利単価とは</w:t>
+      </w:r>
+    </w:p>
+    <w:p>
+      <w:r>
+        <w:rPr>
+          <w:rFonts w:ascii="Hiragino Mincho ProN" w:hAnsi="Hiragino Mincho ProN" w:eastAsia="Hiragino Mincho ProN"/>
+          <w:b w:val="0"/>
+          <w:sz w:val="22"/>
+        </w:rPr>
+        <w:t>ある医師の「ベッド粗利単価」は、その医師の患者の各フェーズ日数に粗利を掛けた合計を、総延日数で割ったものです。</w:t>
       </w:r>
     </w:p>
     <w:p>
@@ -423,7 +901,7 @@
           <w:b w:val="0"/>
           <w:sz w:val="22"/>
         </w:rPr>
-        <w:t>年間収益（円） = 月平均受持患者数（人） × 1 床 1 日あたりの収益（円）× 365 日</w:t>
+        <w:t>ベッド粗利単価 = (A 日数×26,500 + B 日数×32,500 + C 日数×31,000) / 総延日数</w:t>
       </w:r>
     </w:p>
     <w:p>
@@ -439,10 +917,10 @@
       <w:r>
         <w:rPr>
           <w:rFonts w:ascii="Hiragino Mincho ProN" w:hAnsi="Hiragino Mincho ProN" w:eastAsia="Hiragino Mincho ProN"/>
-          <w:b w:val="0"/>
+          <w:b/>
           <w:sz w:val="22"/>
         </w:rPr>
-        <w:t>つまり「**横（受持数）× 縦（ベッド単価）の長方形の面積**」が年間収益にあたります。図のように、受持数が多いだけでも・単価が高いだけでも収益は上がりますが、両方を高めるのが理想です。</w:t>
+        <w:t>つまり、**B 群を多く担当する医師ほど単価が高くなり**、A 群（短期入院）中心の医師は単価が低くなります。これは「短期回転＝経営最適」とは逆の構造です。</w:t>
       </w:r>
     </w:p>
     <w:p>
@@ -465,7 +943,7 @@
           <w:color w:val="1F2937"/>
           <w:sz w:val="30"/>
         </w:rPr>
-        <w:t>2.2 ベッド単価とは何か（地域包括医療病棟の特徴）</w:t>
+        <w:t>2.4 年間粗利貢献額 = 量 × 単価 × 期間</w:t>
       </w:r>
     </w:p>
     <w:p>
@@ -475,284 +953,7 @@
           <w:b w:val="0"/>
           <w:sz w:val="22"/>
         </w:rPr>
-        <w:t>地域包括医療病棟入院料は、入院日数によって 1 日あたりの報酬が変わる仕組みです。本資料では次のように単価を分けて計算しています。</w:t>
-      </w:r>
-    </w:p>
-    <w:p>
-      <w:r>
-        <w:rPr>
-          <w:rFonts w:ascii="Hiragino Mincho ProN" w:hAnsi="Hiragino Mincho ProN" w:eastAsia="Hiragino Mincho ProN"/>
-          <w:b w:val="0"/>
-          <w:sz w:val="22"/>
-        </w:rPr>
-      </w:r>
-    </w:p>
-    <w:tbl>
-      <w:tblPr>
-        <w:tblStyle w:val="LightGrid-Accent1"/>
-        <w:tblW w:type="auto" w:w="0"/>
-        <w:jc w:val="center"/>
-        <w:tblLook w:firstColumn="1" w:firstRow="1" w:lastColumn="0" w:lastRow="0" w:noHBand="0" w:noVBand="1" w:val="04A0"/>
-      </w:tblPr>
-      <w:tblGrid>
-        <w:gridCol w:w="3249"/>
-        <w:gridCol w:w="3249"/>
-        <w:gridCol w:w="3249"/>
-      </w:tblGrid>
-      <w:tr>
-        <w:tc>
-          <w:tcPr>
-            <w:tcW w:type="dxa" w:w="2268"/>
-          </w:tcPr>
-          <w:p>
-            <w:r/>
-            <w:r>
-              <w:rPr>
-                <w:rFonts w:ascii="Hiragino Mincho ProN" w:hAnsi="Hiragino Mincho ProN" w:eastAsia="Hiragino Mincho ProN"/>
-                <w:b/>
-                <w:color w:val="1F2937"/>
-                <w:sz w:val="20"/>
-              </w:rPr>
-              <w:t>フェーズ</w:t>
-            </w:r>
-          </w:p>
-        </w:tc>
-        <w:tc>
-          <w:tcPr>
-            <w:tcW w:type="dxa" w:w="2268"/>
-          </w:tcPr>
-          <w:p>
-            <w:r/>
-            <w:r>
-              <w:rPr>
-                <w:rFonts w:ascii="Hiragino Mincho ProN" w:hAnsi="Hiragino Mincho ProN" w:eastAsia="Hiragino Mincho ProN"/>
-                <w:b/>
-                <w:color w:val="1F2937"/>
-                <w:sz w:val="20"/>
-              </w:rPr>
-              <w:t>在院期間</w:t>
-            </w:r>
-          </w:p>
-        </w:tc>
-        <w:tc>
-          <w:tcPr>
-            <w:tcW w:type="dxa" w:w="3969"/>
-          </w:tcPr>
-          <w:p>
-            <w:r/>
-            <w:r>
-              <w:rPr>
-                <w:rFonts w:ascii="Hiragino Mincho ProN" w:hAnsi="Hiragino Mincho ProN" w:eastAsia="Hiragino Mincho ProN"/>
-                <w:b/>
-                <w:color w:val="1F2937"/>
-                <w:sz w:val="20"/>
-              </w:rPr>
-              <w:t>1 床 1 日あたり収益（概算）</w:t>
-            </w:r>
-          </w:p>
-        </w:tc>
-      </w:tr>
-      <w:tr>
-        <w:tc>
-          <w:tcPr>
-            <w:tcW w:type="dxa" w:w="2268"/>
-          </w:tcPr>
-          <w:p>
-            <w:r/>
-            <w:r>
-              <w:rPr>
-                <w:rFonts w:ascii="Hiragino Mincho ProN" w:hAnsi="Hiragino Mincho ProN" w:eastAsia="Hiragino Mincho ProN"/>
-                <w:b w:val="0"/>
-                <w:sz w:val="20"/>
-              </w:rPr>
-              <w:t>A 群（急性期）</w:t>
-            </w:r>
-          </w:p>
-        </w:tc>
-        <w:tc>
-          <w:tcPr>
-            <w:tcW w:type="dxa" w:w="2268"/>
-          </w:tcPr>
-          <w:p>
-            <w:r/>
-            <w:r>
-              <w:rPr>
-                <w:rFonts w:ascii="Hiragino Mincho ProN" w:hAnsi="Hiragino Mincho ProN" w:eastAsia="Hiragino Mincho ProN"/>
-                <w:b w:val="0"/>
-                <w:sz w:val="20"/>
-              </w:rPr>
-              <w:t>入院 1〜5 日</w:t>
-            </w:r>
-          </w:p>
-        </w:tc>
-        <w:tc>
-          <w:tcPr>
-            <w:tcW w:type="dxa" w:w="3969"/>
-          </w:tcPr>
-          <w:p>
-            <w:r/>
-            <w:r>
-              <w:rPr>
-                <w:rFonts w:ascii="Hiragino Mincho ProN" w:hAnsi="Hiragino Mincho ProN" w:eastAsia="Hiragino Mincho ProN"/>
-                <w:b w:val="0"/>
-                <w:sz w:val="20"/>
-              </w:rPr>
-              <w:t>約 24,000 円</w:t>
-            </w:r>
-          </w:p>
-        </w:tc>
-      </w:tr>
-      <w:tr>
-        <w:tc>
-          <w:tcPr>
-            <w:tcW w:type="dxa" w:w="2268"/>
-          </w:tcPr>
-          <w:p>
-            <w:r/>
-            <w:r>
-              <w:rPr>
-                <w:rFonts w:ascii="Hiragino Mincho ProN" w:hAnsi="Hiragino Mincho ProN" w:eastAsia="Hiragino Mincho ProN"/>
-                <w:b w:val="0"/>
-                <w:sz w:val="20"/>
-              </w:rPr>
-              <w:t>B 群（回復期）</w:t>
-            </w:r>
-          </w:p>
-        </w:tc>
-        <w:tc>
-          <w:tcPr>
-            <w:tcW w:type="dxa" w:w="2268"/>
-          </w:tcPr>
-          <w:p>
-            <w:r/>
-            <w:r>
-              <w:rPr>
-                <w:rFonts w:ascii="Hiragino Mincho ProN" w:hAnsi="Hiragino Mincho ProN" w:eastAsia="Hiragino Mincho ProN"/>
-                <w:b w:val="0"/>
-                <w:sz w:val="20"/>
-              </w:rPr>
-              <w:t>入院 6〜14 日</w:t>
-            </w:r>
-          </w:p>
-        </w:tc>
-        <w:tc>
-          <w:tcPr>
-            <w:tcW w:type="dxa" w:w="3969"/>
-          </w:tcPr>
-          <w:p>
-            <w:r/>
-            <w:r>
-              <w:rPr>
-                <w:rFonts w:ascii="Hiragino Mincho ProN" w:hAnsi="Hiragino Mincho ProN" w:eastAsia="Hiragino Mincho ProN"/>
-                <w:b w:val="0"/>
-                <w:sz w:val="20"/>
-              </w:rPr>
-              <w:t>約 13,200 円</w:t>
-            </w:r>
-          </w:p>
-        </w:tc>
-      </w:tr>
-      <w:tr>
-        <w:tc>
-          <w:tcPr>
-            <w:tcW w:type="dxa" w:w="2268"/>
-          </w:tcPr>
-          <w:p>
-            <w:r/>
-            <w:r>
-              <w:rPr>
-                <w:rFonts w:ascii="Hiragino Mincho ProN" w:hAnsi="Hiragino Mincho ProN" w:eastAsia="Hiragino Mincho ProN"/>
-                <w:b w:val="0"/>
-                <w:sz w:val="20"/>
-              </w:rPr>
-              <w:t>C 群（退院準備期）</w:t>
-            </w:r>
-          </w:p>
-        </w:tc>
-        <w:tc>
-          <w:tcPr>
-            <w:tcW w:type="dxa" w:w="2268"/>
-          </w:tcPr>
-          <w:p>
-            <w:r/>
-            <w:r>
-              <w:rPr>
-                <w:rFonts w:ascii="Hiragino Mincho ProN" w:hAnsi="Hiragino Mincho ProN" w:eastAsia="Hiragino Mincho ProN"/>
-                <w:b w:val="0"/>
-                <w:sz w:val="20"/>
-              </w:rPr>
-              <w:t>入院 15 日以降</w:t>
-            </w:r>
-          </w:p>
-        </w:tc>
-        <w:tc>
-          <w:tcPr>
-            <w:tcW w:type="dxa" w:w="3969"/>
-          </w:tcPr>
-          <w:p>
-            <w:r/>
-            <w:r>
-              <w:rPr>
-                <w:rFonts w:ascii="Hiragino Mincho ProN" w:hAnsi="Hiragino Mincho ProN" w:eastAsia="Hiragino Mincho ProN"/>
-                <w:b w:val="0"/>
-                <w:sz w:val="20"/>
-              </w:rPr>
-              <w:t>約 6,400 円</w:t>
-            </w:r>
-          </w:p>
-        </w:tc>
-      </w:tr>
-    </w:tbl>
-    <w:p>
-      <w:r>
-        <w:rPr>
-          <w:rFonts w:ascii="Hiragino Mincho ProN" w:hAnsi="Hiragino Mincho ProN" w:eastAsia="Hiragino Mincho ProN"/>
-          <w:b w:val="0"/>
-          <w:sz w:val="22"/>
-        </w:rPr>
-      </w:r>
-    </w:p>
-    <w:p>
-      <w:r>
-        <w:rPr>
-          <w:rFonts w:ascii="Hiragino Mincho ProN" w:hAnsi="Hiragino Mincho ProN" w:eastAsia="Hiragino Mincho ProN"/>
-          <w:b w:val="0"/>
-          <w:sz w:val="22"/>
-        </w:rPr>
-        <w:t>ある医師の患者が短期入院（A 群）中心ならベッド単価は高くなり、長期入院（C 群）中心ならベッド単価は低くなります。医師ごとに「ベッド単価」を計算することで、診療科特性が見える化されます。</w:t>
-      </w:r>
-    </w:p>
-    <w:p>
-      <w:r>
-        <w:rPr>
-          <w:rFonts w:ascii="Hiragino Mincho ProN" w:hAnsi="Hiragino Mincho ProN" w:eastAsia="Hiragino Mincho ProN"/>
-          <w:b w:val="0"/>
-          <w:sz w:val="22"/>
-        </w:rPr>
-      </w:r>
-    </w:p>
-    <w:p>
-      <w:pPr>
-        <w:pStyle w:val="Heading2"/>
-      </w:pPr>
-      <w:r>
-        <w:rPr>
-          <w:rFonts w:ascii="Hiragino Mincho ProN" w:hAnsi="Hiragino Mincho ProN" w:eastAsia="Hiragino Mincho ProN"/>
-          <w:b/>
-          <w:color w:val="1F2937"/>
-          <w:sz w:val="30"/>
-        </w:rPr>
-        <w:t>2.3 稼働率寄与率とは</w:t>
-      </w:r>
-    </w:p>
-    <w:p>
-      <w:r>
-        <w:rPr>
-          <w:rFonts w:ascii="Hiragino Mincho ProN" w:hAnsi="Hiragino Mincho ProN" w:eastAsia="Hiragino Mincho ProN"/>
-          <w:b w:val="0"/>
-          <w:sz w:val="22"/>
-        </w:rPr>
-        <w:t>「稼働率寄与率」は **病棟全体の延べ床日数のうち、その医師が何 % を埋めているか** を表します。</w:t>
+        <w:t>ある医師が 1 年間に病棟運営に貢献した粗利金額は、次の掛け算で表されます。</w:t>
       </w:r>
     </w:p>
     <w:p>
@@ -783,7 +984,55 @@
           <w:b w:val="0"/>
           <w:sz w:val="22"/>
         </w:rPr>
-        <w:t>病棟内 寄与率 (%) = （その医師の延べ床日数）÷（病棟全体の延べ床日数）× 100</w:t>
+        <w:t>年間粗利貢献額（円）= 月平均受持患者数（人）× ベッド粗利単価（円/床日）× 365 日</w:t>
+      </w:r>
+    </w:p>
+    <w:p>
+      <w:r>
+        <w:rPr>
+          <w:rFonts w:ascii="Hiragino Mincho ProN" w:hAnsi="Hiragino Mincho ProN" w:eastAsia="Hiragino Mincho ProN"/>
+          <w:b w:val="0"/>
+          <w:sz w:val="22"/>
+        </w:rPr>
+      </w:r>
+    </w:p>
+    <w:p>
+      <w:pPr>
+        <w:jc w:val="center"/>
+      </w:pPr>
+      <w:r>
+        <w:drawing>
+          <wp:inline xmlns:a="http://schemas.openxmlformats.org/drawingml/2006/main" xmlns:pic="http://schemas.openxmlformats.org/drawingml/2006/picture">
+            <wp:extent cx="5580000" cy="3243027"/>
+            <wp:docPr id="2" name="Picture 2"/>
+            <wp:cNvGraphicFramePr>
+              <a:graphicFrameLocks noChangeAspect="1"/>
+            </wp:cNvGraphicFramePr>
+            <a:graphic>
+              <a:graphicData uri="http://schemas.openxmlformats.org/drawingml/2006/picture">
+                <pic:pic>
+                  <pic:nvPicPr>
+                    <pic:cNvPr id="0" name="01_concept_named.png"/>
+                    <pic:cNvPicPr/>
+                  </pic:nvPicPr>
+                  <pic:blipFill>
+                    <a:blip r:embed="rId10"/>
+                    <a:stretch>
+                      <a:fillRect/>
+                    </a:stretch>
+                  </pic:blipFill>
+                  <pic:spPr>
+                    <a:xfrm>
+                      <a:off x="0" y="0"/>
+                      <a:ext cx="5580000" cy="3243027"/>
+                    </a:xfrm>
+                    <a:prstGeom prst="rect"/>
+                  </pic:spPr>
+                </pic:pic>
+              </a:graphicData>
+            </a:graphic>
+          </wp:inline>
+        </w:drawing>
       </w:r>
     </w:p>
     <w:p>
@@ -802,7 +1051,67 @@
           <w:b w:val="0"/>
           <w:sz w:val="22"/>
         </w:rPr>
-        <w:t>病棟稼働率は施設基準達成のために最も重要な指標です。「ベッドを埋めることへの貢献度」を直接的に表します。</w:t>
+        <w:t>つまり「**横（受持数）× 縦（粗利単価）の長方形の面積**」が年間粗利にあたります。</w:t>
+      </w:r>
+    </w:p>
+    <w:p>
+      <w:r>
+        <w:br w:type="page"/>
+      </w:r>
+    </w:p>
+    <w:p>
+      <w:pPr>
+        <w:pStyle w:val="Heading2"/>
+      </w:pPr>
+      <w:r>
+        <w:rPr>
+          <w:rFonts w:ascii="Hiragino Mincho ProN" w:hAnsi="Hiragino Mincho ProN" w:eastAsia="Hiragino Mincho ProN"/>
+          <w:b/>
+          <w:color w:val="1F2937"/>
+          <w:sz w:val="30"/>
+        </w:rPr>
+        <w:t>2.5 稼働率寄与率（量の指標）</w:t>
+      </w:r>
+    </w:p>
+    <w:p>
+      <w:r>
+        <w:rPr>
+          <w:rFonts w:ascii="Hiragino Mincho ProN" w:hAnsi="Hiragino Mincho ProN" w:eastAsia="Hiragino Mincho ProN"/>
+          <w:b w:val="0"/>
+          <w:sz w:val="22"/>
+        </w:rPr>
+        <w:t>「稼働率寄与率」は **病棟全体の延べ床日数のうち、その医師が何 % を埋めているか** を表します。施設基準達成のための直接指標で、副院長の主指標です。</w:t>
+      </w:r>
+    </w:p>
+    <w:p>
+      <w:r>
+        <w:rPr>
+          <w:rFonts w:ascii="Hiragino Mincho ProN" w:hAnsi="Hiragino Mincho ProN" w:eastAsia="Hiragino Mincho ProN"/>
+          <w:b w:val="0"/>
+          <w:sz w:val="22"/>
+        </w:rPr>
+      </w:r>
+    </w:p>
+    <w:p>
+      <w:pPr>
+        <w:ind w:left="283"/>
+      </w:pPr>
+      <w:r>
+        <w:rPr>
+          <w:rFonts w:ascii="Hiragino Mincho ProN" w:hAnsi="Hiragino Mincho ProN" w:eastAsia="Hiragino Mincho ProN"/>
+          <w:b/>
+          <w:color w:val="2563EB"/>
+          <w:sz w:val="22"/>
+        </w:rPr>
+        <w:t xml:space="preserve">💡 計算式 </w:t>
+      </w:r>
+      <w:r>
+        <w:rPr>
+          <w:rFonts w:ascii="Hiragino Mincho ProN" w:hAnsi="Hiragino Mincho ProN" w:eastAsia="Hiragino Mincho ProN"/>
+          <w:b w:val="0"/>
+          <w:sz w:val="22"/>
+        </w:rPr>
+        <w:t>病棟内 寄与率 (%) =（その医師の延べ床日数）÷（病棟全体の延べ床日数）× 100</w:t>
       </w:r>
     </w:p>
     <w:p>
@@ -1070,7 +1379,7 @@
                 <w:b w:val="0"/>
                 <w:sz w:val="20"/>
               </w:rPr>
-              <w:t>フェーズ別単価 × 在院日数 で年間収益貢献額を算出（Stage 1）</w:t>
+              <w:t>フェーズ別粗利 × 在院日数 で年間粗利貢献額を算出（Stage 1）</w:t>
             </w:r>
           </w:p>
         </w:tc>
@@ -1104,7 +1413,7 @@
           <w:b w:val="0"/>
           <w:sz w:val="22"/>
         </w:rPr>
-        <w:t>本資料は「フェーズ別単価」のみを反映した概算です。リハビリ加算・処置加算・手術料・救急加算などは未反映のため、実額には差があります。次フェーズで事務から追加データを取得し精緻化予定です。</w:t>
+        <w:t>本資料はアプリ既定の「フェーズ別粗利」のみを反映した概算です。リハビリ加算・処置加算（CV・人工呼吸・ドレーン等）・手術料などは概算に含まれません。次フェーズで事務から追加データを取得し精緻化予定です。</w:t>
       </w:r>
     </w:p>
     <w:p>
@@ -1123,7 +1432,7 @@
           <w:color w:val="1F2937"/>
           <w:sz w:val="36"/>
         </w:rPr>
-        <w:t>4. 結果と主な発見</w:t>
+        <w:t>4. 結果</w:t>
       </w:r>
     </w:p>
     <w:p>
@@ -1147,7 +1456,7 @@
           <w:b w:val="0"/>
           <w:sz w:val="22"/>
         </w:rPr>
-        <w:t>医師ごとの「稼働率寄与率（横軸）」と「ベッド単価（縦軸）」を散布図で示します。右に行くほど病棟運営への量の貢献が大きく、上に行くほど 1 床 1 日あたりの収益が高い医師です。</w:t>
+        <w:t>医師ごとの「稼働率寄与率（横軸）」と「ベッド粗利単価（縦軸）」を散布図で示します。右に行くほど病棟運営への量の貢献が大きく、上に行くほど 1 床 1 日あたりの粗利が高い医師です。</w:t>
       </w:r>
     </w:p>
     <w:p>
@@ -1166,8 +1475,8 @@
       <w:r>
         <w:drawing>
           <wp:inline xmlns:a="http://schemas.openxmlformats.org/drawingml/2006/main" xmlns:pic="http://schemas.openxmlformats.org/drawingml/2006/picture">
-            <wp:extent cx="5580000" cy="3421861"/>
-            <wp:docPr id="2" name="Picture 2"/>
+            <wp:extent cx="5580000" cy="3705416"/>
+            <wp:docPr id="3" name="Picture 3"/>
             <wp:cNvGraphicFramePr>
               <a:graphicFrameLocks noChangeAspect="1"/>
             </wp:cNvGraphicFramePr>
@@ -1179,7 +1488,7 @@
                     <pic:cNvPicPr/>
                   </pic:nvPicPr>
                   <pic:blipFill>
-                    <a:blip r:embed="rId10"/>
+                    <a:blip r:embed="rId11"/>
                     <a:stretch>
                       <a:fillRect/>
                     </a:stretch>
@@ -1187,7 +1496,7 @@
                   <pic:spPr>
                     <a:xfrm>
                       <a:off x="0" y="0"/>
-                      <a:ext cx="5580000" cy="3421861"/>
+                      <a:ext cx="5580000" cy="3705416"/>
                     </a:xfrm>
                     <a:prstGeom prst="rect"/>
                   </pic:spPr>
@@ -1226,7 +1535,7 @@
           <w:b w:val="0"/>
           <w:sz w:val="22"/>
         </w:rPr>
-        <w:t>右上の「量も単価も両立した理想型」には誰も該当しません。現状、量で稼ぐ医師（右下）と単価で稼ぐ医師（左上）に分かれており、両立は今後の課題です。</w:t>
+        <w:t>理論上の 3 群単価（B 32,500/C 31,000/A 26,500）が散布図に点線で示されています。B 群と C 群を多く担当する医師は単価が高く、A 群偏重の医師は単価が低くなります。</w:t>
       </w:r>
     </w:p>
     <w:p>
@@ -1249,25 +1558,6 @@
       </w:r>
     </w:p>
     <w:p>
-      <w:r>
-        <w:rPr>
-          <w:rFonts w:ascii="Hiragino Mincho ProN" w:hAnsi="Hiragino Mincho ProN" w:eastAsia="Hiragino Mincho ProN"/>
-          <w:b w:val="0"/>
-          <w:sz w:val="22"/>
-        </w:rPr>
-        <w:t>5F 病棟と 6F 病棟それぞれについて、各医師の寄与率をランキング表示します。</w:t>
-      </w:r>
-    </w:p>
-    <w:p>
-      <w:r>
-        <w:rPr>
-          <w:rFonts w:ascii="Hiragino Mincho ProN" w:hAnsi="Hiragino Mincho ProN" w:eastAsia="Hiragino Mincho ProN"/>
-          <w:b w:val="0"/>
-          <w:sz w:val="22"/>
-        </w:rPr>
-      </w:r>
-    </w:p>
-    <w:p>
       <w:pPr>
         <w:jc w:val="center"/>
       </w:pPr>
@@ -1275,7 +1565,7 @@
         <w:drawing>
           <wp:inline xmlns:a="http://schemas.openxmlformats.org/drawingml/2006/main" xmlns:pic="http://schemas.openxmlformats.org/drawingml/2006/picture">
             <wp:extent cx="5760000" cy="3131275"/>
-            <wp:docPr id="3" name="Picture 3"/>
+            <wp:docPr id="4" name="Picture 4"/>
             <wp:cNvGraphicFramePr>
               <a:graphicFrameLocks noChangeAspect="1"/>
             </wp:cNvGraphicFramePr>
@@ -1287,7 +1577,7 @@
                     <pic:cNvPicPr/>
                   </pic:nvPicPr>
                   <pic:blipFill>
-                    <a:blip r:embed="rId11"/>
+                    <a:blip r:embed="rId12"/>
                     <a:stretch>
                       <a:fillRect/>
                     </a:stretch>
@@ -2384,7 +2674,7 @@
           <w:color w:val="1F2937"/>
           <w:sz w:val="30"/>
         </w:rPr>
-        <w:t>4.3 経営シェア・ツリーマップ</w:t>
+        <w:t>4.3 経営シェア（粗利ベース・ツリーマップ）</w:t>
       </w:r>
     </w:p>
     <w:p>
@@ -2394,7 +2684,7 @@
           <w:b w:val="0"/>
           <w:sz w:val="22"/>
         </w:rPr>
-        <w:t>全体年間収益 3.90 億円 を 100% として、各医師が占めるシェアを面積で表示します。</w:t>
+        <w:t>全体年間粗利 8.96 億円 を 100% として、各医師が占めるシェアを面積で表示します。</w:t>
       </w:r>
     </w:p>
     <w:p>
@@ -2413,8 +2703,8 @@
       <w:r>
         <w:drawing>
           <wp:inline xmlns:a="http://schemas.openxmlformats.org/drawingml/2006/main" xmlns:pic="http://schemas.openxmlformats.org/drawingml/2006/picture">
-            <wp:extent cx="5760000" cy="3081717"/>
-            <wp:docPr id="4" name="Picture 4"/>
+            <wp:extent cx="5760000" cy="3088507"/>
+            <wp:docPr id="5" name="Picture 5"/>
             <wp:cNvGraphicFramePr>
               <a:graphicFrameLocks noChangeAspect="1"/>
             </wp:cNvGraphicFramePr>
@@ -2426,7 +2716,7 @@
                     <pic:cNvPicPr/>
                   </pic:nvPicPr>
                   <pic:blipFill>
-                    <a:blip r:embed="rId12"/>
+                    <a:blip r:embed="rId13"/>
                     <a:stretch>
                       <a:fillRect/>
                     </a:stretch>
@@ -2434,7 +2724,7 @@
                   <pic:spPr>
                     <a:xfrm>
                       <a:off x="0" y="0"/>
-                      <a:ext cx="5760000" cy="3081717"/>
+                      <a:ext cx="5760000" cy="3088507"/>
                     </a:xfrm>
                     <a:prstGeom prst="rect"/>
                   </pic:spPr>
@@ -2473,7 +2763,7 @@
           <w:b w:val="0"/>
           <w:sz w:val="22"/>
         </w:rPr>
-        <w:t>上位 3 名（TERUH, KJJ, KUBT）で全体の 39.7% を担っています。</w:t>
+        <w:t>上位 3 名（KJJ, KUBT, TERUH）で全体の 43.5% を担っています。上位医師はいずれも長期入院型（B + C 群比率が高い）で、ベッド粗利単価も高めです。</w:t>
       </w:r>
     </w:p>
     <w:p>
@@ -2492,26 +2782,7 @@
           <w:color w:val="1F2937"/>
           <w:sz w:val="30"/>
         </w:rPr>
-        <w:t>4.4 稼働率寄与率と病院収益の相関検証</w:t>
-      </w:r>
-    </w:p>
-    <w:p>
-      <w:r>
-        <w:rPr>
-          <w:rFonts w:ascii="Hiragino Mincho ProN" w:hAnsi="Hiragino Mincho ProN" w:eastAsia="Hiragino Mincho ProN"/>
-          <w:b w:val="0"/>
-          <w:sz w:val="22"/>
-        </w:rPr>
-        <w:t>「稼働率寄与率は病院収益と相関するか」を統計的に検証しました。</w:t>
-      </w:r>
-    </w:p>
-    <w:p>
-      <w:r>
-        <w:rPr>
-          <w:rFonts w:ascii="Hiragino Mincho ProN" w:hAnsi="Hiragino Mincho ProN" w:eastAsia="Hiragino Mincho ProN"/>
-          <w:b w:val="0"/>
-          <w:sz w:val="22"/>
-        </w:rPr>
+        <w:t>4.4 稼働率寄与率と粗利の相関検証</w:t>
       </w:r>
     </w:p>
     <w:p>
@@ -2522,7 +2793,7 @@
         <w:drawing>
           <wp:inline xmlns:a="http://schemas.openxmlformats.org/drawingml/2006/main" xmlns:pic="http://schemas.openxmlformats.org/drawingml/2006/picture">
             <wp:extent cx="5580000" cy="3240404"/>
-            <wp:docPr id="5" name="Picture 5"/>
+            <wp:docPr id="6" name="Picture 6"/>
             <wp:cNvGraphicFramePr>
               <a:graphicFrameLocks noChangeAspect="1"/>
             </wp:cNvGraphicFramePr>
@@ -2534,7 +2805,7 @@
                     <pic:cNvPicPr/>
                   </pic:nvPicPr>
                   <pic:blipFill>
-                    <a:blip r:embed="rId13"/>
+                    <a:blip r:embed="rId14"/>
                     <a:stretch>
                       <a:fillRect/>
                     </a:stretch>
@@ -2656,7 +2927,7 @@
                 <w:b w:val="0"/>
                 <w:sz w:val="20"/>
               </w:rPr>
-              <w:t>0.962</w:t>
+              <w:t>0.96 程度</w:t>
             </w:r>
           </w:p>
         </w:tc>
@@ -2706,7 +2977,7 @@
                 <w:b w:val="0"/>
                 <w:sz w:val="20"/>
               </w:rPr>
-              <w:t>0.925</w:t>
+              <w:t>0.92 以上</w:t>
             </w:r>
           </w:p>
         </w:tc>
@@ -2722,7 +2993,7 @@
                 <w:b w:val="0"/>
                 <w:sz w:val="20"/>
               </w:rPr>
-              <w:t>収益のばらつきの 92.5% は寄与率で説明可</w:t>
+              <w:t>粗利のばらつきの 9 割以上は寄与率で説明可</w:t>
             </w:r>
           </w:p>
         </w:tc>
@@ -2756,7 +3027,7 @@
                 <w:b w:val="0"/>
                 <w:sz w:val="20"/>
               </w:rPr>
-              <w:t>収益 = 322 × 寄与率 + 493 万円</w:t>
+              <w:t>傾き: 約 950 万円/寄与率 1%</w:t>
             </w:r>
           </w:p>
         </w:tc>
@@ -2772,7 +3043,7 @@
                 <w:b w:val="0"/>
                 <w:sz w:val="20"/>
               </w:rPr>
-              <w:t>寄与率 1% 上昇で年 約 322 万円 増収</w:t>
+              <w:t>寄与率 1% 上昇で年 約 950 万円 増加</w:t>
             </w:r>
           </w:p>
         </w:tc>
@@ -2806,7 +3077,7 @@
           <w:b w:val="0"/>
           <w:sz w:val="22"/>
         </w:rPr>
-        <w:t>稼働率寄与率を主指標にすれば、収益の 9 割以上を説明できます。残り 7.5% はベッド単価の差（短期回転型かどうか）で決まります。</w:t>
+        <w:t>稼働率寄与率を主指標にすれば、粗利の 9 割以上を説明できます。残りの数 % はベッド粗利単価の差（B / C 群比率の高い医師は単価が高め）で決まります。</w:t>
       </w:r>
     </w:p>
     <w:p>
@@ -2839,7 +3110,409 @@
           <w:color w:val="1F2937"/>
           <w:sz w:val="30"/>
         </w:rPr>
-        <w:t>5.1 5F 病棟は OKUK 1 名に依存している</w:t>
+        <w:t>5.1 ベッド粗利単価のトップ 3 はすべて長期入院型</w:t>
+      </w:r>
+    </w:p>
+    <w:tbl>
+      <w:tblPr>
+        <w:tblStyle w:val="LightGrid-Accent1"/>
+        <w:tblW w:type="auto" w:w="0"/>
+        <w:jc w:val="center"/>
+        <w:tblLook w:firstColumn="1" w:firstRow="1" w:lastColumn="0" w:lastRow="0" w:noHBand="0" w:noVBand="1" w:val="04A0"/>
+      </w:tblPr>
+      <w:tblGrid>
+        <w:gridCol w:w="1949"/>
+        <w:gridCol w:w="1949"/>
+        <w:gridCol w:w="1949"/>
+        <w:gridCol w:w="1949"/>
+        <w:gridCol w:w="1949"/>
+      </w:tblGrid>
+      <w:tr>
+        <w:tc>
+          <w:tcPr>
+            <w:tcW w:type="dxa" w:w="850"/>
+          </w:tcPr>
+          <w:p>
+            <w:r/>
+            <w:r>
+              <w:rPr>
+                <w:rFonts w:ascii="Hiragino Mincho ProN" w:hAnsi="Hiragino Mincho ProN" w:eastAsia="Hiragino Mincho ProN"/>
+                <w:b/>
+                <w:color w:val="1F2937"/>
+                <w:sz w:val="20"/>
+              </w:rPr>
+              <w:t>順位</w:t>
+            </w:r>
+          </w:p>
+        </w:tc>
+        <w:tc>
+          <w:tcPr>
+            <w:tcW w:type="dxa" w:w="1247"/>
+          </w:tcPr>
+          <w:p>
+            <w:r/>
+            <w:r>
+              <w:rPr>
+                <w:rFonts w:ascii="Hiragino Mincho ProN" w:hAnsi="Hiragino Mincho ProN" w:eastAsia="Hiragino Mincho ProN"/>
+                <w:b/>
+                <w:color w:val="1F2937"/>
+                <w:sz w:val="20"/>
+              </w:rPr>
+              <w:t>医師</w:t>
+            </w:r>
+          </w:p>
+        </w:tc>
+        <w:tc>
+          <w:tcPr>
+            <w:tcW w:type="dxa" w:w="1417"/>
+          </w:tcPr>
+          <w:p>
+            <w:r/>
+            <w:r>
+              <w:rPr>
+                <w:rFonts w:ascii="Hiragino Mincho ProN" w:hAnsi="Hiragino Mincho ProN" w:eastAsia="Hiragino Mincho ProN"/>
+                <w:b/>
+                <w:color w:val="1F2937"/>
+                <w:sz w:val="20"/>
+              </w:rPr>
+              <w:t>粗利単価</w:t>
+            </w:r>
+          </w:p>
+        </w:tc>
+        <w:tc>
+          <w:tcPr>
+            <w:tcW w:type="dxa" w:w="1701"/>
+          </w:tcPr>
+          <w:p>
+            <w:r/>
+            <w:r>
+              <w:rPr>
+                <w:rFonts w:ascii="Hiragino Mincho ProN" w:hAnsi="Hiragino Mincho ProN" w:eastAsia="Hiragino Mincho ProN"/>
+                <w:b/>
+                <w:color w:val="1F2937"/>
+                <w:sz w:val="20"/>
+              </w:rPr>
+              <w:t>平均在院日数</w:t>
+            </w:r>
+          </w:p>
+        </w:tc>
+        <w:tc>
+          <w:tcPr>
+            <w:tcW w:type="dxa" w:w="3402"/>
+          </w:tcPr>
+          <w:p>
+            <w:r/>
+            <w:r>
+              <w:rPr>
+                <w:rFonts w:ascii="Hiragino Mincho ProN" w:hAnsi="Hiragino Mincho ProN" w:eastAsia="Hiragino Mincho ProN"/>
+                <w:b/>
+                <w:color w:val="1F2937"/>
+                <w:sz w:val="20"/>
+              </w:rPr>
+              <w:t>B/C/A 群比率</w:t>
+            </w:r>
+          </w:p>
+        </w:tc>
+      </w:tr>
+      <w:tr>
+        <w:tc>
+          <w:tcPr>
+            <w:tcW w:type="dxa" w:w="850"/>
+          </w:tcPr>
+          <w:p>
+            <w:r/>
+            <w:r>
+              <w:rPr>
+                <w:rFonts w:ascii="Hiragino Mincho ProN" w:hAnsi="Hiragino Mincho ProN" w:eastAsia="Hiragino Mincho ProN"/>
+                <w:b w:val="0"/>
+                <w:sz w:val="20"/>
+              </w:rPr>
+              <w:t>1</w:t>
+            </w:r>
+          </w:p>
+        </w:tc>
+        <w:tc>
+          <w:tcPr>
+            <w:tcW w:type="dxa" w:w="1247"/>
+          </w:tcPr>
+          <w:p>
+            <w:r/>
+            <w:r>
+              <w:rPr>
+                <w:rFonts w:ascii="Hiragino Mincho ProN" w:hAnsi="Hiragino Mincho ProN" w:eastAsia="Hiragino Mincho ProN"/>
+                <w:b w:val="0"/>
+                <w:sz w:val="20"/>
+              </w:rPr>
+              <w:t>OKUK</w:t>
+            </w:r>
+          </w:p>
+        </w:tc>
+        <w:tc>
+          <w:tcPr>
+            <w:tcW w:type="dxa" w:w="1417"/>
+          </w:tcPr>
+          <w:p>
+            <w:r/>
+            <w:r>
+              <w:rPr>
+                <w:rFonts w:ascii="Hiragino Mincho ProN" w:hAnsi="Hiragino Mincho ProN" w:eastAsia="Hiragino Mincho ProN"/>
+                <w:b w:val="0"/>
+                <w:sz w:val="20"/>
+              </w:rPr>
+              <w:t>30,712円</w:t>
+            </w:r>
+          </w:p>
+        </w:tc>
+        <w:tc>
+          <w:tcPr>
+            <w:tcW w:type="dxa" w:w="1701"/>
+          </w:tcPr>
+          <w:p>
+            <w:r/>
+            <w:r>
+              <w:rPr>
+                <w:rFonts w:ascii="Hiragino Mincho ProN" w:hAnsi="Hiragino Mincho ProN" w:eastAsia="Hiragino Mincho ProN"/>
+                <w:b w:val="0"/>
+                <w:sz w:val="20"/>
+              </w:rPr>
+              <w:t>35.7日</w:t>
+            </w:r>
+          </w:p>
+        </w:tc>
+        <w:tc>
+          <w:tcPr>
+            <w:tcW w:type="dxa" w:w="3402"/>
+          </w:tcPr>
+          <w:p>
+            <w:r/>
+            <w:r>
+              <w:rPr>
+                <w:rFonts w:ascii="Hiragino Mincho ProN" w:hAnsi="Hiragino Mincho ProN" w:eastAsia="Hiragino Mincho ProN"/>
+                <w:b w:val="0"/>
+                <w:sz w:val="20"/>
+              </w:rPr>
+              <w:t>B 21% / C 65% / A 14%</w:t>
+            </w:r>
+          </w:p>
+        </w:tc>
+      </w:tr>
+      <w:tr>
+        <w:tc>
+          <w:tcPr>
+            <w:tcW w:type="dxa" w:w="850"/>
+          </w:tcPr>
+          <w:p>
+            <w:r/>
+            <w:r>
+              <w:rPr>
+                <w:rFonts w:ascii="Hiragino Mincho ProN" w:hAnsi="Hiragino Mincho ProN" w:eastAsia="Hiragino Mincho ProN"/>
+                <w:b w:val="0"/>
+                <w:sz w:val="20"/>
+              </w:rPr>
+              <w:t>2</w:t>
+            </w:r>
+          </w:p>
+        </w:tc>
+        <w:tc>
+          <w:tcPr>
+            <w:tcW w:type="dxa" w:w="1247"/>
+          </w:tcPr>
+          <w:p>
+            <w:r/>
+            <w:r>
+              <w:rPr>
+                <w:rFonts w:ascii="Hiragino Mincho ProN" w:hAnsi="Hiragino Mincho ProN" w:eastAsia="Hiragino Mincho ProN"/>
+                <w:b w:val="0"/>
+                <w:sz w:val="20"/>
+              </w:rPr>
+              <w:t>KJJ</w:t>
+            </w:r>
+          </w:p>
+        </w:tc>
+        <w:tc>
+          <w:tcPr>
+            <w:tcW w:type="dxa" w:w="1417"/>
+          </w:tcPr>
+          <w:p>
+            <w:r/>
+            <w:r>
+              <w:rPr>
+                <w:rFonts w:ascii="Hiragino Mincho ProN" w:hAnsi="Hiragino Mincho ProN" w:eastAsia="Hiragino Mincho ProN"/>
+                <w:b w:val="0"/>
+                <w:sz w:val="20"/>
+              </w:rPr>
+              <w:t>30,695円</w:t>
+            </w:r>
+          </w:p>
+        </w:tc>
+        <w:tc>
+          <w:tcPr>
+            <w:tcW w:type="dxa" w:w="1701"/>
+          </w:tcPr>
+          <w:p>
+            <w:r/>
+            <w:r>
+              <w:rPr>
+                <w:rFonts w:ascii="Hiragino Mincho ProN" w:hAnsi="Hiragino Mincho ProN" w:eastAsia="Hiragino Mincho ProN"/>
+                <w:b w:val="0"/>
+                <w:sz w:val="20"/>
+              </w:rPr>
+              <w:t>33.2日</w:t>
+            </w:r>
+          </w:p>
+        </w:tc>
+        <w:tc>
+          <w:tcPr>
+            <w:tcW w:type="dxa" w:w="3402"/>
+          </w:tcPr>
+          <w:p>
+            <w:r/>
+            <w:r>
+              <w:rPr>
+                <w:rFonts w:ascii="Hiragino Mincho ProN" w:hAnsi="Hiragino Mincho ProN" w:eastAsia="Hiragino Mincho ProN"/>
+                <w:b w:val="0"/>
+                <w:sz w:val="20"/>
+              </w:rPr>
+              <w:t>B 24% / C 61% / A 15%</w:t>
+            </w:r>
+          </w:p>
+        </w:tc>
+      </w:tr>
+      <w:tr>
+        <w:tc>
+          <w:tcPr>
+            <w:tcW w:type="dxa" w:w="850"/>
+          </w:tcPr>
+          <w:p>
+            <w:r/>
+            <w:r>
+              <w:rPr>
+                <w:rFonts w:ascii="Hiragino Mincho ProN" w:hAnsi="Hiragino Mincho ProN" w:eastAsia="Hiragino Mincho ProN"/>
+                <w:b w:val="0"/>
+                <w:sz w:val="20"/>
+              </w:rPr>
+              <w:t>3</w:t>
+            </w:r>
+          </w:p>
+        </w:tc>
+        <w:tc>
+          <w:tcPr>
+            <w:tcW w:type="dxa" w:w="1247"/>
+          </w:tcPr>
+          <w:p>
+            <w:r/>
+            <w:r>
+              <w:rPr>
+                <w:rFonts w:ascii="Hiragino Mincho ProN" w:hAnsi="Hiragino Mincho ProN" w:eastAsia="Hiragino Mincho ProN"/>
+                <w:b w:val="0"/>
+                <w:sz w:val="20"/>
+              </w:rPr>
+              <w:t>KUBT</w:t>
+            </w:r>
+          </w:p>
+        </w:tc>
+        <w:tc>
+          <w:tcPr>
+            <w:tcW w:type="dxa" w:w="1417"/>
+          </w:tcPr>
+          <w:p>
+            <w:r/>
+            <w:r>
+              <w:rPr>
+                <w:rFonts w:ascii="Hiragino Mincho ProN" w:hAnsi="Hiragino Mincho ProN" w:eastAsia="Hiragino Mincho ProN"/>
+                <w:b w:val="0"/>
+                <w:sz w:val="20"/>
+              </w:rPr>
+              <w:t>30,476円</w:t>
+            </w:r>
+          </w:p>
+        </w:tc>
+        <w:tc>
+          <w:tcPr>
+            <w:tcW w:type="dxa" w:w="1701"/>
+          </w:tcPr>
+          <w:p>
+            <w:r/>
+            <w:r>
+              <w:rPr>
+                <w:rFonts w:ascii="Hiragino Mincho ProN" w:hAnsi="Hiragino Mincho ProN" w:eastAsia="Hiragino Mincho ProN"/>
+                <w:b w:val="0"/>
+                <w:sz w:val="20"/>
+              </w:rPr>
+              <w:t>22.2日</w:t>
+            </w:r>
+          </w:p>
+        </w:tc>
+        <w:tc>
+          <w:tcPr>
+            <w:tcW w:type="dxa" w:w="3402"/>
+          </w:tcPr>
+          <w:p>
+            <w:r/>
+            <w:r>
+              <w:rPr>
+                <w:rFonts w:ascii="Hiragino Mincho ProN" w:hAnsi="Hiragino Mincho ProN" w:eastAsia="Hiragino Mincho ProN"/>
+                <w:b w:val="0"/>
+                <w:sz w:val="20"/>
+              </w:rPr>
+              <w:t>B 25% / C 54% / A 20%</w:t>
+            </w:r>
+          </w:p>
+        </w:tc>
+      </w:tr>
+    </w:tbl>
+    <w:p>
+      <w:r>
+        <w:rPr>
+          <w:rFonts w:ascii="Hiragino Mincho ProN" w:hAnsi="Hiragino Mincho ProN" w:eastAsia="Hiragino Mincho ProN"/>
+          <w:b w:val="0"/>
+          <w:sz w:val="22"/>
+        </w:rPr>
+      </w:r>
+    </w:p>
+    <w:p>
+      <w:pPr>
+        <w:ind w:left="283"/>
+      </w:pPr>
+      <w:r>
+        <w:rPr>
+          <w:rFonts w:ascii="Hiragino Mincho ProN" w:hAnsi="Hiragino Mincho ProN" w:eastAsia="Hiragino Mincho ProN"/>
+          <w:b/>
+          <w:color w:val="10B981"/>
+          <w:sz w:val="22"/>
+        </w:rPr>
+        <w:t xml:space="preserve">💡 重要発見 </w:t>
+      </w:r>
+      <w:r>
+        <w:rPr>
+          <w:rFonts w:ascii="Hiragino Mincho ProN" w:hAnsi="Hiragino Mincho ProN" w:eastAsia="Hiragino Mincho ProN"/>
+          <w:b w:val="0"/>
+          <w:sz w:val="22"/>
+        </w:rPr>
+        <w:t>ベッド粗利単価が高い医師は **長期入院（B 群 + C 群）が多い**。「短期回転＝高単価」という思い込みは誤り。</w:t>
+      </w:r>
+    </w:p>
+    <w:p>
+      <w:r>
+        <w:rPr>
+          <w:rFonts w:ascii="Hiragino Mincho ProN" w:hAnsi="Hiragino Mincho ProN" w:eastAsia="Hiragino Mincho ProN"/>
+          <w:b w:val="0"/>
+          <w:sz w:val="22"/>
+        </w:rPr>
+      </w:r>
+    </w:p>
+    <w:p>
+      <w:pPr>
+        <w:pStyle w:val="Heading2"/>
+      </w:pPr>
+      <w:r>
+        <w:rPr>
+          <w:rFonts w:ascii="Hiragino Mincho ProN" w:hAnsi="Hiragino Mincho ProN" w:eastAsia="Hiragino Mincho ProN"/>
+          <w:b/>
+          <w:color w:val="1F2937"/>
+          <w:sz w:val="30"/>
+        </w:rPr>
+        <w:t>5.2 5F 病棟は OKUK 1 名に依存している</w:t>
       </w:r>
     </w:p>
     <w:p>
@@ -2863,37 +3536,6 @@
     </w:p>
     <w:p>
       <w:pPr>
-        <w:ind w:left="283"/>
-      </w:pPr>
-      <w:r>
-        <w:rPr>
-          <w:rFonts w:ascii="Hiragino Mincho ProN" w:hAnsi="Hiragino Mincho ProN" w:eastAsia="Hiragino Mincho ProN"/>
-          <w:b/>
-          <w:color w:val="DC2626"/>
-          <w:sz w:val="22"/>
-        </w:rPr>
-        <w:t xml:space="preserve">⚠️ リスク </w:t>
-      </w:r>
-      <w:r>
-        <w:rPr>
-          <w:rFonts w:ascii="Hiragino Mincho ProN" w:hAnsi="Hiragino Mincho ProN" w:eastAsia="Hiragino Mincho ProN"/>
-          <w:b w:val="0"/>
-          <w:sz w:val="22"/>
-        </w:rPr>
-        <w:t>特定医師への依存はバックアップ体制の脆弱性。OKUK が病気・退職・休暇等で不在となった場合の代替体制が不十分です。</w:t>
-      </w:r>
-    </w:p>
-    <w:p>
-      <w:r>
-        <w:rPr>
-          <w:rFonts w:ascii="Hiragino Mincho ProN" w:hAnsi="Hiragino Mincho ProN" w:eastAsia="Hiragino Mincho ProN"/>
-          <w:b w:val="0"/>
-          <w:sz w:val="22"/>
-        </w:rPr>
-      </w:r>
-    </w:p>
-    <w:p>
-      <w:pPr>
         <w:pStyle w:val="Heading2"/>
       </w:pPr>
       <w:r>
@@ -2903,7 +3545,7 @@
           <w:color w:val="1F2937"/>
           <w:sz w:val="30"/>
         </w:rPr>
-        <w:t>5.2 6F 病棟は 3 名でバランスよく支えられている</w:t>
+        <w:t>5.3 6F 病棟は 3 名でバランスよく支えられている</w:t>
       </w:r>
     </w:p>
     <w:p>
@@ -2936,19 +3578,357 @@
           <w:color w:val="1F2937"/>
           <w:sz w:val="30"/>
         </w:rPr>
-        <w:t>5.3 量で支える医師は単価面で下振れする傾向</w:t>
+        <w:t>5.4 短期回転型（A 群偏重）医師は単価が低く粗利貢献も小さい</w:t>
       </w:r>
     </w:p>
-    <w:p>
-      <w:r>
-        <w:rPr>
-          <w:rFonts w:ascii="Hiragino Mincho ProN" w:hAnsi="Hiragino Mincho ProN" w:eastAsia="Hiragino Mincho ProN"/>
-          <w:b w:val="0"/>
-          <w:sz w:val="22"/>
-        </w:rPr>
-        <w:t>回帰直線からの偏差を見ると、寄与率が高い医師ほどベッド単価が低めで「予測値より下振れ」する傾向があります。これは長期入院（C 群）が増えると1 床 1 日あたりの単価が下がるためで、診療科特性を反映しています。</w:t>
-      </w:r>
-    </w:p>
+    <w:tbl>
+      <w:tblPr>
+        <w:tblStyle w:val="LightGrid-Accent1"/>
+        <w:tblW w:type="auto" w:w="0"/>
+        <w:jc w:val="center"/>
+        <w:tblLook w:firstColumn="1" w:firstRow="1" w:lastColumn="0" w:lastRow="0" w:noHBand="0" w:noVBand="1" w:val="04A0"/>
+      </w:tblPr>
+      <w:tblGrid>
+        <w:gridCol w:w="1949"/>
+        <w:gridCol w:w="1949"/>
+        <w:gridCol w:w="1949"/>
+        <w:gridCol w:w="1949"/>
+        <w:gridCol w:w="1949"/>
+      </w:tblGrid>
+      <w:tr>
+        <w:tc>
+          <w:tcPr>
+            <w:tcW w:type="dxa" w:w="1247"/>
+          </w:tcPr>
+          <w:p>
+            <w:r/>
+            <w:r>
+              <w:rPr>
+                <w:rFonts w:ascii="Hiragino Mincho ProN" w:hAnsi="Hiragino Mincho ProN" w:eastAsia="Hiragino Mincho ProN"/>
+                <w:b/>
+                <w:color w:val="1F2937"/>
+                <w:sz w:val="20"/>
+              </w:rPr>
+              <w:t>医師</w:t>
+            </w:r>
+          </w:p>
+        </w:tc>
+        <w:tc>
+          <w:tcPr>
+            <w:tcW w:type="dxa" w:w="1417"/>
+          </w:tcPr>
+          <w:p>
+            <w:r/>
+            <w:r>
+              <w:rPr>
+                <w:rFonts w:ascii="Hiragino Mincho ProN" w:hAnsi="Hiragino Mincho ProN" w:eastAsia="Hiragino Mincho ProN"/>
+                <w:b/>
+                <w:color w:val="1F2937"/>
+                <w:sz w:val="20"/>
+              </w:rPr>
+              <w:t>粗利単価</w:t>
+            </w:r>
+          </w:p>
+        </w:tc>
+        <w:tc>
+          <w:tcPr>
+            <w:tcW w:type="dxa" w:w="1701"/>
+          </w:tcPr>
+          <w:p>
+            <w:r/>
+            <w:r>
+              <w:rPr>
+                <w:rFonts w:ascii="Hiragino Mincho ProN" w:hAnsi="Hiragino Mincho ProN" w:eastAsia="Hiragino Mincho ProN"/>
+                <w:b/>
+                <w:color w:val="1F2937"/>
+                <w:sz w:val="20"/>
+              </w:rPr>
+              <w:t>平均在院日数</w:t>
+            </w:r>
+          </w:p>
+        </w:tc>
+        <w:tc>
+          <w:tcPr>
+            <w:tcW w:type="dxa" w:w="1417"/>
+          </w:tcPr>
+          <w:p>
+            <w:r/>
+            <w:r>
+              <w:rPr>
+                <w:rFonts w:ascii="Hiragino Mincho ProN" w:hAnsi="Hiragino Mincho ProN" w:eastAsia="Hiragino Mincho ProN"/>
+                <w:b/>
+                <w:color w:val="1F2937"/>
+                <w:sz w:val="20"/>
+              </w:rPr>
+              <w:t>A 群比率</w:t>
+            </w:r>
+          </w:p>
+        </w:tc>
+        <w:tc>
+          <w:tcPr>
+            <w:tcW w:type="dxa" w:w="1701"/>
+          </w:tcPr>
+          <w:p>
+            <w:r/>
+            <w:r>
+              <w:rPr>
+                <w:rFonts w:ascii="Hiragino Mincho ProN" w:hAnsi="Hiragino Mincho ProN" w:eastAsia="Hiragino Mincho ProN"/>
+                <w:b/>
+                <w:color w:val="1F2937"/>
+                <w:sz w:val="20"/>
+              </w:rPr>
+              <w:t>年間粗利</w:t>
+            </w:r>
+          </w:p>
+        </w:tc>
+      </w:tr>
+      <w:tr>
+        <w:tc>
+          <w:tcPr>
+            <w:tcW w:type="dxa" w:w="1247"/>
+          </w:tcPr>
+          <w:p>
+            <w:r/>
+            <w:r>
+              <w:rPr>
+                <w:rFonts w:ascii="Hiragino Mincho ProN" w:hAnsi="Hiragino Mincho ProN" w:eastAsia="Hiragino Mincho ProN"/>
+                <w:b w:val="0"/>
+                <w:sz w:val="20"/>
+              </w:rPr>
+              <w:t>FKDM</w:t>
+            </w:r>
+          </w:p>
+        </w:tc>
+        <w:tc>
+          <w:tcPr>
+            <w:tcW w:type="dxa" w:w="1417"/>
+          </w:tcPr>
+          <w:p>
+            <w:r/>
+            <w:r>
+              <w:rPr>
+                <w:rFonts w:ascii="Hiragino Mincho ProN" w:hAnsi="Hiragino Mincho ProN" w:eastAsia="Hiragino Mincho ProN"/>
+                <w:b w:val="0"/>
+                <w:sz w:val="20"/>
+              </w:rPr>
+              <w:t>26,765円</w:t>
+            </w:r>
+          </w:p>
+        </w:tc>
+        <w:tc>
+          <w:tcPr>
+            <w:tcW w:type="dxa" w:w="1701"/>
+          </w:tcPr>
+          <w:p>
+            <w:r/>
+            <w:r>
+              <w:rPr>
+                <w:rFonts w:ascii="Hiragino Mincho ProN" w:hAnsi="Hiragino Mincho ProN" w:eastAsia="Hiragino Mincho ProN"/>
+                <w:b w:val="0"/>
+                <w:sz w:val="20"/>
+              </w:rPr>
+              <w:t>2.2日</w:t>
+            </w:r>
+          </w:p>
+        </w:tc>
+        <w:tc>
+          <w:tcPr>
+            <w:tcW w:type="dxa" w:w="1417"/>
+          </w:tcPr>
+          <w:p>
+            <w:r/>
+            <w:r>
+              <w:rPr>
+                <w:rFonts w:ascii="Hiragino Mincho ProN" w:hAnsi="Hiragino Mincho ProN" w:eastAsia="Hiragino Mincho ProN"/>
+                <w:b w:val="0"/>
+                <w:sz w:val="20"/>
+              </w:rPr>
+              <w:t>A 96%</w:t>
+            </w:r>
+          </w:p>
+        </w:tc>
+        <w:tc>
+          <w:tcPr>
+            <w:tcW w:type="dxa" w:w="1701"/>
+          </w:tcPr>
+          <w:p>
+            <w:r/>
+            <w:r>
+              <w:rPr>
+                <w:rFonts w:ascii="Hiragino Mincho ProN" w:hAnsi="Hiragino Mincho ProN" w:eastAsia="Hiragino Mincho ProN"/>
+                <w:b w:val="0"/>
+                <w:sz w:val="20"/>
+              </w:rPr>
+              <w:t>182万円</w:t>
+            </w:r>
+          </w:p>
+        </w:tc>
+      </w:tr>
+      <w:tr>
+        <w:tc>
+          <w:tcPr>
+            <w:tcW w:type="dxa" w:w="1247"/>
+          </w:tcPr>
+          <w:p>
+            <w:r/>
+            <w:r>
+              <w:rPr>
+                <w:rFonts w:ascii="Hiragino Mincho ProN" w:hAnsi="Hiragino Mincho ProN" w:eastAsia="Hiragino Mincho ProN"/>
+                <w:b w:val="0"/>
+                <w:sz w:val="20"/>
+              </w:rPr>
+              <w:t>TAIRK</w:t>
+            </w:r>
+          </w:p>
+        </w:tc>
+        <w:tc>
+          <w:tcPr>
+            <w:tcW w:type="dxa" w:w="1417"/>
+          </w:tcPr>
+          <w:p>
+            <w:r/>
+            <w:r>
+              <w:rPr>
+                <w:rFonts w:ascii="Hiragino Mincho ProN" w:hAnsi="Hiragino Mincho ProN" w:eastAsia="Hiragino Mincho ProN"/>
+                <w:b w:val="0"/>
+                <w:sz w:val="20"/>
+              </w:rPr>
+              <w:t>29,362円</w:t>
+            </w:r>
+          </w:p>
+        </w:tc>
+        <w:tc>
+          <w:tcPr>
+            <w:tcW w:type="dxa" w:w="1701"/>
+          </w:tcPr>
+          <w:p>
+            <w:r/>
+            <w:r>
+              <w:rPr>
+                <w:rFonts w:ascii="Hiragino Mincho ProN" w:hAnsi="Hiragino Mincho ProN" w:eastAsia="Hiragino Mincho ProN"/>
+                <w:b w:val="0"/>
+                <w:sz w:val="20"/>
+              </w:rPr>
+              <w:t>8.5日</w:t>
+            </w:r>
+          </w:p>
+        </w:tc>
+        <w:tc>
+          <w:tcPr>
+            <w:tcW w:type="dxa" w:w="1417"/>
+          </w:tcPr>
+          <w:p>
+            <w:r/>
+            <w:r>
+              <w:rPr>
+                <w:rFonts w:ascii="Hiragino Mincho ProN" w:hAnsi="Hiragino Mincho ProN" w:eastAsia="Hiragino Mincho ProN"/>
+                <w:b w:val="0"/>
+                <w:sz w:val="20"/>
+              </w:rPr>
+              <w:t>A 46%</w:t>
+            </w:r>
+          </w:p>
+        </w:tc>
+        <w:tc>
+          <w:tcPr>
+            <w:tcW w:type="dxa" w:w="1701"/>
+          </w:tcPr>
+          <w:p>
+            <w:r/>
+            <w:r>
+              <w:rPr>
+                <w:rFonts w:ascii="Hiragino Mincho ProN" w:hAnsi="Hiragino Mincho ProN" w:eastAsia="Hiragino Mincho ProN"/>
+                <w:b w:val="0"/>
+                <w:sz w:val="20"/>
+              </w:rPr>
+              <w:t>5435万円</w:t>
+            </w:r>
+          </w:p>
+        </w:tc>
+      </w:tr>
+      <w:tr>
+        <w:tc>
+          <w:tcPr>
+            <w:tcW w:type="dxa" w:w="1247"/>
+          </w:tcPr>
+          <w:p>
+            <w:r/>
+            <w:r>
+              <w:rPr>
+                <w:rFonts w:ascii="Hiragino Mincho ProN" w:hAnsi="Hiragino Mincho ProN" w:eastAsia="Hiragino Mincho ProN"/>
+                <w:b w:val="0"/>
+                <w:sz w:val="20"/>
+              </w:rPr>
+              <w:t>HAYT</w:t>
+            </w:r>
+          </w:p>
+        </w:tc>
+        <w:tc>
+          <w:tcPr>
+            <w:tcW w:type="dxa" w:w="1417"/>
+          </w:tcPr>
+          <w:p>
+            <w:r/>
+            <w:r>
+              <w:rPr>
+                <w:rFonts w:ascii="Hiragino Mincho ProN" w:hAnsi="Hiragino Mincho ProN" w:eastAsia="Hiragino Mincho ProN"/>
+                <w:b w:val="0"/>
+                <w:sz w:val="20"/>
+              </w:rPr>
+              <w:t>29,381円</w:t>
+            </w:r>
+          </w:p>
+        </w:tc>
+        <w:tc>
+          <w:tcPr>
+            <w:tcW w:type="dxa" w:w="1701"/>
+          </w:tcPr>
+          <w:p>
+            <w:r/>
+            <w:r>
+              <w:rPr>
+                <w:rFonts w:ascii="Hiragino Mincho ProN" w:hAnsi="Hiragino Mincho ProN" w:eastAsia="Hiragino Mincho ProN"/>
+                <w:b w:val="0"/>
+                <w:sz w:val="20"/>
+              </w:rPr>
+              <w:t>8.2日</w:t>
+            </w:r>
+          </w:p>
+        </w:tc>
+        <w:tc>
+          <w:tcPr>
+            <w:tcW w:type="dxa" w:w="1417"/>
+          </w:tcPr>
+          <w:p>
+            <w:r/>
+            <w:r>
+              <w:rPr>
+                <w:rFonts w:ascii="Hiragino Mincho ProN" w:hAnsi="Hiragino Mincho ProN" w:eastAsia="Hiragino Mincho ProN"/>
+                <w:b w:val="0"/>
+                <w:sz w:val="20"/>
+              </w:rPr>
+              <w:t>A 44%</w:t>
+            </w:r>
+          </w:p>
+        </w:tc>
+        <w:tc>
+          <w:tcPr>
+            <w:tcW w:type="dxa" w:w="1701"/>
+          </w:tcPr>
+          <w:p>
+            <w:r/>
+            <w:r>
+              <w:rPr>
+                <w:rFonts w:ascii="Hiragino Mincho ProN" w:hAnsi="Hiragino Mincho ProN" w:eastAsia="Hiragino Mincho ProN"/>
+                <w:b w:val="0"/>
+                <w:sz w:val="20"/>
+              </w:rPr>
+              <w:t>3655万円</w:t>
+            </w:r>
+          </w:p>
+        </w:tc>
+      </w:tr>
+    </w:tbl>
     <w:p>
       <w:r>
         <w:rPr>
@@ -2969,7 +3949,7 @@
           <w:color w:val="2563EB"/>
           <w:sz w:val="22"/>
         </w:rPr>
-        <w:t xml:space="preserve">💡 含意 </w:t>
+        <w:t xml:space="preserve">📌 含意 </w:t>
       </w:r>
       <w:r>
         <w:rPr>
@@ -2977,7 +3957,7 @@
           <w:b w:val="0"/>
           <w:sz w:val="22"/>
         </w:rPr>
-        <w:t>量で稼働率を支えてくれている医師に対し、単価が低いことを理由に評価を下げてはいけません。彼らの貢献なくして施設基準達成は不可能です。</w:t>
+        <w:t>短手 3（短期手術）専門の医師など A 群偏重型は粗利単価が低く、経営貢献額の絶対値も小さくなる傾向。これは医療の質を否定するものではなく、「適切な患者構成」の議論材料として活用すべき。</w:t>
       </w:r>
     </w:p>
     <w:p>
@@ -3073,7 +4053,7 @@
           <w:color w:val="1F2937"/>
           <w:sz w:val="30"/>
         </w:rPr>
-        <w:t>提言 2: KPI 月次モニタリング体制を確立する</w:t>
+        <w:t>提言 2: 「短期回転推進」ではなく「適切な在院期間管理」を運営方針に</w:t>
       </w:r>
     </w:p>
     <w:p>
@@ -3083,7 +4063,7 @@
           <w:b w:val="0"/>
           <w:sz w:val="22"/>
         </w:rPr>
-        <w:t>「稼働率寄与率（主指標）」と「ベッド単価（副指標）」の 2 軸で月次会議資料を定例化し、病棟運営の透明性を高めます。</w:t>
+        <w:t>本解析で「B 群（回復期 6〜14 日）の中心管理が最も粗利貢献が高い」ことが明確になりました。従って次の運営方針を提言します:</w:t>
       </w:r>
     </w:p>
     <w:p>
@@ -3093,7 +4073,7 @@
           <w:b w:val="0"/>
           <w:sz w:val="22"/>
         </w:rPr>
-        <w:t xml:space="preserve">  ・月次会議で全医師の寄与率・単価を併記表示</w:t>
+        <w:t xml:space="preserve">  ・適応のある患者を 6〜14 日の B 群中心で安定管理する文化を強化</w:t>
       </w:r>
     </w:p>
     <w:p>
@@ -3103,7 +4083,7 @@
           <w:b w:val="0"/>
           <w:sz w:val="22"/>
         </w:rPr>
-        <w:t xml:space="preserve">  ・順位ではなく散布図で「タイプ分類」として議論</w:t>
+        <w:t xml:space="preserve">  ・C 群（15 日以降）への滞留を抑え、退院支援に注力（在宅復帰率向上）</w:t>
       </w:r>
     </w:p>
     <w:p>
@@ -3113,7 +4093,7 @@
           <w:b w:val="0"/>
           <w:sz w:val="22"/>
         </w:rPr>
-        <w:t xml:space="preserve">  ・既存のベッドコントロールシミュレーターに月次自動更新機能を組込み</w:t>
+        <w:t xml:space="preserve">  ・A 群（急性期）は本来必要な医療を提供。「コストが高いから減らす」は不可</w:t>
       </w:r>
     </w:p>
     <w:p>
@@ -3167,7 +4147,7 @@
           <w:color w:val="1F2937"/>
           <w:sz w:val="30"/>
         </w:rPr>
-        <w:t>提言 3: 単価向上余地の構造分析（Stage 2 提案）</w:t>
+        <w:t>提言 3: KPI 月次モニタリング体制を確立する</w:t>
       </w:r>
     </w:p>
     <w:p>
@@ -3177,7 +4157,7 @@
           <w:b w:val="0"/>
           <w:sz w:val="22"/>
         </w:rPr>
-        <w:t>現状はフェーズ別単価のみで概算しています。事務から下記データを追加取得し、より実態に近いベッド単価を算出すれば、リハビリ強化や処置加算の積極化など具体的な改善余地が見える化できます。</w:t>
+        <w:t>「稼働率寄与率（主指標）」と「ベッド粗利単価（副指標）」の 2 軸で月次会議資料を定例化し、病棟運営の透明性を高めます。</w:t>
       </w:r>
     </w:p>
     <w:p>
@@ -3187,7 +4167,70 @@
           <w:b w:val="0"/>
           <w:sz w:val="22"/>
         </w:rPr>
-        <w:t xml:space="preserve">  ・患者別 月次リハビリ単位数（PT/OT/ST）</w:t>
+        <w:t xml:space="preserve">  ・月次会議で全医師の寄与率・粗利単価を併記表示</w:t>
+      </w:r>
+    </w:p>
+    <w:p>
+      <w:r>
+        <w:rPr>
+          <w:rFonts w:ascii="Hiragino Mincho ProN" w:hAnsi="Hiragino Mincho ProN" w:eastAsia="Hiragino Mincho ProN"/>
+          <w:b w:val="0"/>
+          <w:sz w:val="22"/>
+        </w:rPr>
+        <w:t xml:space="preserve">  ・順位ではなく散布図で「タイプ分類」として議論</w:t>
+      </w:r>
+    </w:p>
+    <w:p>
+      <w:r>
+        <w:rPr>
+          <w:rFonts w:ascii="Hiragino Mincho ProN" w:hAnsi="Hiragino Mincho ProN" w:eastAsia="Hiragino Mincho ProN"/>
+          <w:b w:val="0"/>
+          <w:sz w:val="22"/>
+        </w:rPr>
+        <w:t xml:space="preserve">  ・既存のベッドコントロールシミュレーターに月次自動更新機能を組込み</w:t>
+      </w:r>
+    </w:p>
+    <w:p>
+      <w:r>
+        <w:rPr>
+          <w:rFonts w:ascii="Hiragino Mincho ProN" w:hAnsi="Hiragino Mincho ProN" w:eastAsia="Hiragino Mincho ProN"/>
+          <w:b w:val="0"/>
+          <w:sz w:val="22"/>
+        </w:rPr>
+      </w:r>
+    </w:p>
+    <w:p>
+      <w:pPr>
+        <w:pStyle w:val="Heading2"/>
+      </w:pPr>
+      <w:r>
+        <w:rPr>
+          <w:rFonts w:ascii="Hiragino Mincho ProN" w:hAnsi="Hiragino Mincho ProN" w:eastAsia="Hiragino Mincho ProN"/>
+          <w:b/>
+          <w:color w:val="1F2937"/>
+          <w:sz w:val="30"/>
+        </w:rPr>
+        <w:t>提言 4: Stage 2 — リハ加算・処置加算で精緻化</w:t>
+      </w:r>
+    </w:p>
+    <w:p>
+      <w:r>
+        <w:rPr>
+          <w:rFonts w:ascii="Hiragino Mincho ProN" w:hAnsi="Hiragino Mincho ProN" w:eastAsia="Hiragino Mincho ProN"/>
+          <w:b w:val="0"/>
+          <w:sz w:val="22"/>
+        </w:rPr>
+        <w:t>現状はフェーズ別粗利のみで概算しています。事務から下記データを追加取得し、より実態に近い粗利単価を算出すれば、リハビリ強化や処置加算の積極化など具体的な改善余地が見える化できます。</w:t>
+      </w:r>
+    </w:p>
+    <w:p>
+      <w:r>
+        <w:rPr>
+          <w:rFonts w:ascii="Hiragino Mincho ProN" w:hAnsi="Hiragino Mincho ProN" w:eastAsia="Hiragino Mincho ProN"/>
+          <w:b w:val="0"/>
+          <w:sz w:val="22"/>
+        </w:rPr>
+        <w:t xml:space="preserve">  ・患者別 月次リハビリ単位数（PT / OT / ST）</w:t>
       </w:r>
     </w:p>
     <w:p>
@@ -3226,7 +4269,7 @@
           <w:color w:val="1F2937"/>
           <w:sz w:val="36"/>
         </w:rPr>
-        <w:t>7. 参考：全医師 集計表</w:t>
+        <w:t>7. 参考：全医師 集計表（粗利ベース）</w:t>
       </w:r>
     </w:p>
     <w:tbl>
@@ -3333,7 +4376,7 @@
         </w:tc>
         <w:tc>
           <w:tcPr>
-            <w:tcW w:type="dxa" w:w="1417"/>
+            <w:tcW w:type="dxa" w:w="1531"/>
           </w:tcPr>
           <w:p>
             <w:r/>
@@ -3344,7 +4387,90 @@
                 <w:color w:val="1F2937"/>
                 <w:sz w:val="20"/>
               </w:rPr>
-              <w:t>ベッド単価(円)</w:t>
+              <w:t>ベッド粗利単価(円)</w:t>
+            </w:r>
+          </w:p>
+        </w:tc>
+        <w:tc>
+          <w:tcPr>
+            <w:tcW w:type="dxa" w:w="1361"/>
+          </w:tcPr>
+          <w:p>
+            <w:r/>
+            <w:r>
+              <w:rPr>
+                <w:rFonts w:ascii="Hiragino Mincho ProN" w:hAnsi="Hiragino Mincho ProN" w:eastAsia="Hiragino Mincho ProN"/>
+                <w:b/>
+                <w:color w:val="1F2937"/>
+                <w:sz w:val="20"/>
+              </w:rPr>
+              <w:t>年間粗利(万円)</w:t>
+            </w:r>
+          </w:p>
+        </w:tc>
+      </w:tr>
+      <w:tr>
+        <w:tc>
+          <w:tcPr>
+            <w:tcW w:type="dxa" w:w="1134"/>
+          </w:tcPr>
+          <w:p>
+            <w:r/>
+            <w:r>
+              <w:rPr>
+                <w:rFonts w:ascii="Hiragino Mincho ProN" w:hAnsi="Hiragino Mincho ProN" w:eastAsia="Hiragino Mincho ProN"/>
+                <w:b w:val="0"/>
+                <w:sz w:val="20"/>
+              </w:rPr>
+              <w:t>KJJ</w:t>
+            </w:r>
+          </w:p>
+        </w:tc>
+        <w:tc>
+          <w:tcPr>
+            <w:tcW w:type="dxa" w:w="850"/>
+          </w:tcPr>
+          <w:p>
+            <w:r/>
+            <w:r>
+              <w:rPr>
+                <w:rFonts w:ascii="Hiragino Mincho ProN" w:hAnsi="Hiragino Mincho ProN" w:eastAsia="Hiragino Mincho ProN"/>
+                <w:b w:val="0"/>
+                <w:sz w:val="20"/>
+              </w:rPr>
+              <w:t>141</w:t>
+            </w:r>
+          </w:p>
+        </w:tc>
+        <w:tc>
+          <w:tcPr>
+            <w:tcW w:type="dxa" w:w="1247"/>
+          </w:tcPr>
+          <w:p>
+            <w:r/>
+            <w:r>
+              <w:rPr>
+                <w:rFonts w:ascii="Hiragino Mincho ProN" w:hAnsi="Hiragino Mincho ProN" w:eastAsia="Hiragino Mincho ProN"/>
+                <w:b w:val="0"/>
+                <w:sz w:val="20"/>
+              </w:rPr>
+              <w:t>33.2</w:t>
+            </w:r>
+          </w:p>
+        </w:tc>
+        <w:tc>
+          <w:tcPr>
+            <w:tcW w:type="dxa" w:w="1247"/>
+          </w:tcPr>
+          <w:p>
+            <w:r/>
+            <w:r>
+              <w:rPr>
+                <w:rFonts w:ascii="Hiragino Mincho ProN" w:hAnsi="Hiragino Mincho ProN" w:eastAsia="Hiragino Mincho ProN"/>
+                <w:b w:val="0"/>
+                <w:sz w:val="20"/>
+              </w:rPr>
+              <w:t>12.8</w:t>
             </w:r>
           </w:p>
         </w:tc>
@@ -3357,11 +4483,156 @@
             <w:r>
               <w:rPr>
                 <w:rFonts w:ascii="Hiragino Mincho ProN" w:hAnsi="Hiragino Mincho ProN" w:eastAsia="Hiragino Mincho ProN"/>
-                <w:b/>
-                <w:color w:val="1F2937"/>
+                <w:b w:val="0"/>
                 <w:sz w:val="20"/>
               </w:rPr>
-              <w:t>年間収益(万円)</w:t>
+              <w:t>15.73%</w:t>
+            </w:r>
+          </w:p>
+        </w:tc>
+        <w:tc>
+          <w:tcPr>
+            <w:tcW w:type="dxa" w:w="1531"/>
+          </w:tcPr>
+          <w:p>
+            <w:r/>
+            <w:r>
+              <w:rPr>
+                <w:rFonts w:ascii="Hiragino Mincho ProN" w:hAnsi="Hiragino Mincho ProN" w:eastAsia="Hiragino Mincho ProN"/>
+                <w:b w:val="0"/>
+                <w:sz w:val="20"/>
+              </w:rPr>
+              <w:t>30,695</w:t>
+            </w:r>
+          </w:p>
+        </w:tc>
+        <w:tc>
+          <w:tcPr>
+            <w:tcW w:type="dxa" w:w="1361"/>
+          </w:tcPr>
+          <w:p>
+            <w:r/>
+            <w:r>
+              <w:rPr>
+                <w:rFonts w:ascii="Hiragino Mincho ProN" w:hAnsi="Hiragino Mincho ProN" w:eastAsia="Hiragino Mincho ProN"/>
+                <w:b w:val="0"/>
+                <w:sz w:val="20"/>
+              </w:rPr>
+              <w:t>14381</w:t>
+            </w:r>
+          </w:p>
+        </w:tc>
+      </w:tr>
+      <w:tr>
+        <w:tc>
+          <w:tcPr>
+            <w:tcW w:type="dxa" w:w="1134"/>
+          </w:tcPr>
+          <w:p>
+            <w:r/>
+            <w:r>
+              <w:rPr>
+                <w:rFonts w:ascii="Hiragino Mincho ProN" w:hAnsi="Hiragino Mincho ProN" w:eastAsia="Hiragino Mincho ProN"/>
+                <w:b w:val="0"/>
+                <w:sz w:val="20"/>
+              </w:rPr>
+              <w:t>KUBT</w:t>
+            </w:r>
+          </w:p>
+        </w:tc>
+        <w:tc>
+          <w:tcPr>
+            <w:tcW w:type="dxa" w:w="850"/>
+          </w:tcPr>
+          <w:p>
+            <w:r/>
+            <w:r>
+              <w:rPr>
+                <w:rFonts w:ascii="Hiragino Mincho ProN" w:hAnsi="Hiragino Mincho ProN" w:eastAsia="Hiragino Mincho ProN"/>
+                <w:b w:val="0"/>
+                <w:sz w:val="20"/>
+              </w:rPr>
+              <w:t>188</w:t>
+            </w:r>
+          </w:p>
+        </w:tc>
+        <w:tc>
+          <w:tcPr>
+            <w:tcW w:type="dxa" w:w="1247"/>
+          </w:tcPr>
+          <w:p>
+            <w:r/>
+            <w:r>
+              <w:rPr>
+                <w:rFonts w:ascii="Hiragino Mincho ProN" w:hAnsi="Hiragino Mincho ProN" w:eastAsia="Hiragino Mincho ProN"/>
+                <w:b w:val="0"/>
+                <w:sz w:val="20"/>
+              </w:rPr>
+              <w:t>22.2</w:t>
+            </w:r>
+          </w:p>
+        </w:tc>
+        <w:tc>
+          <w:tcPr>
+            <w:tcW w:type="dxa" w:w="1247"/>
+          </w:tcPr>
+          <w:p>
+            <w:r/>
+            <w:r>
+              <w:rPr>
+                <w:rFonts w:ascii="Hiragino Mincho ProN" w:hAnsi="Hiragino Mincho ProN" w:eastAsia="Hiragino Mincho ProN"/>
+                <w:b w:val="0"/>
+                <w:sz w:val="20"/>
+              </w:rPr>
+              <w:t>11.4</w:t>
+            </w:r>
+          </w:p>
+        </w:tc>
+        <w:tc>
+          <w:tcPr>
+            <w:tcW w:type="dxa" w:w="1417"/>
+          </w:tcPr>
+          <w:p>
+            <w:r/>
+            <w:r>
+              <w:rPr>
+                <w:rFonts w:ascii="Hiragino Mincho ProN" w:hAnsi="Hiragino Mincho ProN" w:eastAsia="Hiragino Mincho ProN"/>
+                <w:b w:val="0"/>
+                <w:sz w:val="20"/>
+              </w:rPr>
+              <w:t>14.00%</w:t>
+            </w:r>
+          </w:p>
+        </w:tc>
+        <w:tc>
+          <w:tcPr>
+            <w:tcW w:type="dxa" w:w="1531"/>
+          </w:tcPr>
+          <w:p>
+            <w:r/>
+            <w:r>
+              <w:rPr>
+                <w:rFonts w:ascii="Hiragino Mincho ProN" w:hAnsi="Hiragino Mincho ProN" w:eastAsia="Hiragino Mincho ProN"/>
+                <w:b w:val="0"/>
+                <w:sz w:val="20"/>
+              </w:rPr>
+              <w:t>30,476</w:t>
+            </w:r>
+          </w:p>
+        </w:tc>
+        <w:tc>
+          <w:tcPr>
+            <w:tcW w:type="dxa" w:w="1361"/>
+          </w:tcPr>
+          <w:p>
+            <w:r/>
+            <w:r>
+              <w:rPr>
+                <w:rFonts w:ascii="Hiragino Mincho ProN" w:hAnsi="Hiragino Mincho ProN" w:eastAsia="Hiragino Mincho ProN"/>
+                <w:b w:val="0"/>
+                <w:sz w:val="20"/>
+              </w:rPr>
+              <w:t>12708</w:t>
             </w:r>
           </w:p>
         </w:tc>
@@ -3449,7 +4720,7 @@
         </w:tc>
         <w:tc>
           <w:tcPr>
-            <w:tcW w:type="dxa" w:w="1417"/>
+            <w:tcW w:type="dxa" w:w="1531"/>
           </w:tcPr>
           <w:p>
             <w:r/>
@@ -3459,13 +4730,13 @@
                 <w:b w:val="0"/>
                 <w:sz w:val="20"/>
               </w:rPr>
-              <w:t>14,230</w:t>
+              <w:t>30,060</w:t>
             </w:r>
           </w:p>
         </w:tc>
         <w:tc>
           <w:tcPr>
-            <w:tcW w:type="dxa" w:w="1417"/>
+            <w:tcW w:type="dxa" w:w="1361"/>
           </w:tcPr>
           <w:p>
             <w:r/>
@@ -3475,235 +4746,7 @@
                 <w:b w:val="0"/>
                 <w:sz w:val="20"/>
               </w:rPr>
-              <w:t>5612</w:t>
-            </w:r>
-          </w:p>
-        </w:tc>
-      </w:tr>
-      <w:tr>
-        <w:tc>
-          <w:tcPr>
-            <w:tcW w:type="dxa" w:w="1134"/>
-          </w:tcPr>
-          <w:p>
-            <w:r/>
-            <w:r>
-              <w:rPr>
-                <w:rFonts w:ascii="Hiragino Mincho ProN" w:hAnsi="Hiragino Mincho ProN" w:eastAsia="Hiragino Mincho ProN"/>
-                <w:b w:val="0"/>
-                <w:sz w:val="20"/>
-              </w:rPr>
-              <w:t>KJJ</w:t>
-            </w:r>
-          </w:p>
-        </w:tc>
-        <w:tc>
-          <w:tcPr>
-            <w:tcW w:type="dxa" w:w="850"/>
-          </w:tcPr>
-          <w:p>
-            <w:r/>
-            <w:r>
-              <w:rPr>
-                <w:rFonts w:ascii="Hiragino Mincho ProN" w:hAnsi="Hiragino Mincho ProN" w:eastAsia="Hiragino Mincho ProN"/>
-                <w:b w:val="0"/>
-                <w:sz w:val="20"/>
-              </w:rPr>
-              <w:t>141</w:t>
-            </w:r>
-          </w:p>
-        </w:tc>
-        <w:tc>
-          <w:tcPr>
-            <w:tcW w:type="dxa" w:w="1247"/>
-          </w:tcPr>
-          <w:p>
-            <w:r/>
-            <w:r>
-              <w:rPr>
-                <w:rFonts w:ascii="Hiragino Mincho ProN" w:hAnsi="Hiragino Mincho ProN" w:eastAsia="Hiragino Mincho ProN"/>
-                <w:b w:val="0"/>
-                <w:sz w:val="20"/>
-              </w:rPr>
-              <w:t>33.2</w:t>
-            </w:r>
-          </w:p>
-        </w:tc>
-        <w:tc>
-          <w:tcPr>
-            <w:tcW w:type="dxa" w:w="1247"/>
-          </w:tcPr>
-          <w:p>
-            <w:r/>
-            <w:r>
-              <w:rPr>
-                <w:rFonts w:ascii="Hiragino Mincho ProN" w:hAnsi="Hiragino Mincho ProN" w:eastAsia="Hiragino Mincho ProN"/>
-                <w:b w:val="0"/>
-                <w:sz w:val="20"/>
-              </w:rPr>
-              <w:t>12.8</w:t>
-            </w:r>
-          </w:p>
-        </w:tc>
-        <w:tc>
-          <w:tcPr>
-            <w:tcW w:type="dxa" w:w="1417"/>
-          </w:tcPr>
-          <w:p>
-            <w:r/>
-            <w:r>
-              <w:rPr>
-                <w:rFonts w:ascii="Hiragino Mincho ProN" w:hAnsi="Hiragino Mincho ProN" w:eastAsia="Hiragino Mincho ProN"/>
-                <w:b w:val="0"/>
-                <w:sz w:val="20"/>
-              </w:rPr>
-              <w:t>15.73%</w:t>
-            </w:r>
-          </w:p>
-        </w:tc>
-        <w:tc>
-          <w:tcPr>
-            <w:tcW w:type="dxa" w:w="1417"/>
-          </w:tcPr>
-          <w:p>
-            <w:r/>
-            <w:r>
-              <w:rPr>
-                <w:rFonts w:ascii="Hiragino Mincho ProN" w:hAnsi="Hiragino Mincho ProN" w:eastAsia="Hiragino Mincho ProN"/>
-                <w:b w:val="0"/>
-                <w:sz w:val="20"/>
-              </w:rPr>
-              <w:t>10,663</w:t>
-            </w:r>
-          </w:p>
-        </w:tc>
-        <w:tc>
-          <w:tcPr>
-            <w:tcW w:type="dxa" w:w="1417"/>
-          </w:tcPr>
-          <w:p>
-            <w:r/>
-            <w:r>
-              <w:rPr>
-                <w:rFonts w:ascii="Hiragino Mincho ProN" w:hAnsi="Hiragino Mincho ProN" w:eastAsia="Hiragino Mincho ProN"/>
-                <w:b w:val="0"/>
-                <w:sz w:val="20"/>
-              </w:rPr>
-              <w:t>4996</w:t>
-            </w:r>
-          </w:p>
-        </w:tc>
-      </w:tr>
-      <w:tr>
-        <w:tc>
-          <w:tcPr>
-            <w:tcW w:type="dxa" w:w="1134"/>
-          </w:tcPr>
-          <w:p>
-            <w:r/>
-            <w:r>
-              <w:rPr>
-                <w:rFonts w:ascii="Hiragino Mincho ProN" w:hAnsi="Hiragino Mincho ProN" w:eastAsia="Hiragino Mincho ProN"/>
-                <w:b w:val="0"/>
-                <w:sz w:val="20"/>
-              </w:rPr>
-              <w:t>KUBT</w:t>
-            </w:r>
-          </w:p>
-        </w:tc>
-        <w:tc>
-          <w:tcPr>
-            <w:tcW w:type="dxa" w:w="850"/>
-          </w:tcPr>
-          <w:p>
-            <w:r/>
-            <w:r>
-              <w:rPr>
-                <w:rFonts w:ascii="Hiragino Mincho ProN" w:hAnsi="Hiragino Mincho ProN" w:eastAsia="Hiragino Mincho ProN"/>
-                <w:b w:val="0"/>
-                <w:sz w:val="20"/>
-              </w:rPr>
-              <w:t>188</w:t>
-            </w:r>
-          </w:p>
-        </w:tc>
-        <w:tc>
-          <w:tcPr>
-            <w:tcW w:type="dxa" w:w="1247"/>
-          </w:tcPr>
-          <w:p>
-            <w:r/>
-            <w:r>
-              <w:rPr>
-                <w:rFonts w:ascii="Hiragino Mincho ProN" w:hAnsi="Hiragino Mincho ProN" w:eastAsia="Hiragino Mincho ProN"/>
-                <w:b w:val="0"/>
-                <w:sz w:val="20"/>
-              </w:rPr>
-              <w:t>22.2</w:t>
-            </w:r>
-          </w:p>
-        </w:tc>
-        <w:tc>
-          <w:tcPr>
-            <w:tcW w:type="dxa" w:w="1247"/>
-          </w:tcPr>
-          <w:p>
-            <w:r/>
-            <w:r>
-              <w:rPr>
-                <w:rFonts w:ascii="Hiragino Mincho ProN" w:hAnsi="Hiragino Mincho ProN" w:eastAsia="Hiragino Mincho ProN"/>
-                <w:b w:val="0"/>
-                <w:sz w:val="20"/>
-              </w:rPr>
-              <w:t>11.4</w:t>
-            </w:r>
-          </w:p>
-        </w:tc>
-        <w:tc>
-          <w:tcPr>
-            <w:tcW w:type="dxa" w:w="1417"/>
-          </w:tcPr>
-          <w:p>
-            <w:r/>
-            <w:r>
-              <w:rPr>
-                <w:rFonts w:ascii="Hiragino Mincho ProN" w:hAnsi="Hiragino Mincho ProN" w:eastAsia="Hiragino Mincho ProN"/>
-                <w:b w:val="0"/>
-                <w:sz w:val="20"/>
-              </w:rPr>
-              <w:t>14.00%</w:t>
-            </w:r>
-          </w:p>
-        </w:tc>
-        <w:tc>
-          <w:tcPr>
-            <w:tcW w:type="dxa" w:w="1417"/>
-          </w:tcPr>
-          <w:p>
-            <w:r/>
-            <w:r>
-              <w:rPr>
-                <w:rFonts w:ascii="Hiragino Mincho ProN" w:hAnsi="Hiragino Mincho ProN" w:eastAsia="Hiragino Mincho ProN"/>
-                <w:b w:val="0"/>
-                <w:sz w:val="20"/>
-              </w:rPr>
-              <w:t>11,670</w:t>
-            </w:r>
-          </w:p>
-        </w:tc>
-        <w:tc>
-          <w:tcPr>
-            <w:tcW w:type="dxa" w:w="1417"/>
-          </w:tcPr>
-          <w:p>
-            <w:r/>
-            <w:r>
-              <w:rPr>
-                <w:rFonts w:ascii="Hiragino Mincho ProN" w:hAnsi="Hiragino Mincho ProN" w:eastAsia="Hiragino Mincho ProN"/>
-                <w:b w:val="0"/>
-                <w:sz w:val="20"/>
-              </w:rPr>
-              <w:t>4866</w:t>
+              <w:t>11856</w:t>
             </w:r>
           </w:p>
         </w:tc>
@@ -3791,7 +4834,7 @@
         </w:tc>
         <w:tc>
           <w:tcPr>
-            <w:tcW w:type="dxa" w:w="1417"/>
+            <w:tcW w:type="dxa" w:w="1531"/>
           </w:tcPr>
           <w:p>
             <w:r/>
@@ -3801,13 +4844,13 @@
                 <w:b w:val="0"/>
                 <w:sz w:val="20"/>
               </w:rPr>
-              <w:t>10,246</w:t>
+              <w:t>30,712</w:t>
             </w:r>
           </w:p>
         </w:tc>
         <w:tc>
           <w:tcPr>
-            <w:tcW w:type="dxa" w:w="1417"/>
+            <w:tcW w:type="dxa" w:w="1361"/>
           </w:tcPr>
           <w:p>
             <w:r/>
@@ -3817,7 +4860,7 @@
                 <w:b w:val="0"/>
                 <w:sz w:val="20"/>
               </w:rPr>
-              <w:t>3477</w:t>
+              <w:t>10424</w:t>
             </w:r>
           </w:p>
         </w:tc>
@@ -3905,7 +4948,7 @@
         </w:tc>
         <w:tc>
           <w:tcPr>
-            <w:tcW w:type="dxa" w:w="1417"/>
+            <w:tcW w:type="dxa" w:w="1531"/>
           </w:tcPr>
           <w:p>
             <w:r/>
@@ -3915,7 +4958,89 @@
                 <w:b w:val="0"/>
                 <w:sz w:val="20"/>
               </w:rPr>
-              <w:t>14,448</w:t>
+              <w:t>29,947</w:t>
+            </w:r>
+          </w:p>
+        </w:tc>
+        <w:tc>
+          <w:tcPr>
+            <w:tcW w:type="dxa" w:w="1361"/>
+          </w:tcPr>
+          <w:p>
+            <w:r/>
+            <w:r>
+              <w:rPr>
+                <w:rFonts w:ascii="Hiragino Mincho ProN" w:hAnsi="Hiragino Mincho ProN" w:eastAsia="Hiragino Mincho ProN"/>
+                <w:b w:val="0"/>
+                <w:sz w:val="20"/>
+              </w:rPr>
+              <w:t>6789</w:t>
+            </w:r>
+          </w:p>
+        </w:tc>
+      </w:tr>
+      <w:tr>
+        <w:tc>
+          <w:tcPr>
+            <w:tcW w:type="dxa" w:w="1134"/>
+          </w:tcPr>
+          <w:p>
+            <w:r/>
+            <w:r>
+              <w:rPr>
+                <w:rFonts w:ascii="Hiragino Mincho ProN" w:hAnsi="Hiragino Mincho ProN" w:eastAsia="Hiragino Mincho ProN"/>
+                <w:b w:val="0"/>
+                <w:sz w:val="20"/>
+              </w:rPr>
+              <w:t>KONA</w:t>
+            </w:r>
+          </w:p>
+        </w:tc>
+        <w:tc>
+          <w:tcPr>
+            <w:tcW w:type="dxa" w:w="850"/>
+          </w:tcPr>
+          <w:p>
+            <w:r/>
+            <w:r>
+              <w:rPr>
+                <w:rFonts w:ascii="Hiragino Mincho ProN" w:hAnsi="Hiragino Mincho ProN" w:eastAsia="Hiragino Mincho ProN"/>
+                <w:b w:val="0"/>
+                <w:sz w:val="20"/>
+              </w:rPr>
+              <w:t>196</w:t>
+            </w:r>
+          </w:p>
+        </w:tc>
+        <w:tc>
+          <w:tcPr>
+            <w:tcW w:type="dxa" w:w="1247"/>
+          </w:tcPr>
+          <w:p>
+            <w:r/>
+            <w:r>
+              <w:rPr>
+                <w:rFonts w:ascii="Hiragino Mincho ProN" w:hAnsi="Hiragino Mincho ProN" w:eastAsia="Hiragino Mincho ProN"/>
+                <w:b w:val="0"/>
+                <w:sz w:val="20"/>
+              </w:rPr>
+              <w:t>9.5</w:t>
+            </w:r>
+          </w:p>
+        </w:tc>
+        <w:tc>
+          <w:tcPr>
+            <w:tcW w:type="dxa" w:w="1247"/>
+          </w:tcPr>
+          <w:p>
+            <w:r/>
+            <w:r>
+              <w:rPr>
+                <w:rFonts w:ascii="Hiragino Mincho ProN" w:hAnsi="Hiragino Mincho ProN" w:eastAsia="Hiragino Mincho ProN"/>
+                <w:b w:val="0"/>
+                <w:sz w:val="20"/>
+              </w:rPr>
+              <w:t>5.1</w:t>
             </w:r>
           </w:p>
         </w:tc>
@@ -3931,7 +5056,39 @@
                 <w:b w:val="0"/>
                 <w:sz w:val="20"/>
               </w:rPr>
-              <w:t>3275</w:t>
+              <w:t>6.26%</w:t>
+            </w:r>
+          </w:p>
+        </w:tc>
+        <w:tc>
+          <w:tcPr>
+            <w:tcW w:type="dxa" w:w="1531"/>
+          </w:tcPr>
+          <w:p>
+            <w:r/>
+            <w:r>
+              <w:rPr>
+                <w:rFonts w:ascii="Hiragino Mincho ProN" w:hAnsi="Hiragino Mincho ProN" w:eastAsia="Hiragino Mincho ProN"/>
+                <w:b w:val="0"/>
+                <w:sz w:val="20"/>
+              </w:rPr>
+              <w:t>29,631</w:t>
+            </w:r>
+          </w:p>
+        </w:tc>
+        <w:tc>
+          <w:tcPr>
+            <w:tcW w:type="dxa" w:w="1361"/>
+          </w:tcPr>
+          <w:p>
+            <w:r/>
+            <w:r>
+              <w:rPr>
+                <w:rFonts w:ascii="Hiragino Mincho ProN" w:hAnsi="Hiragino Mincho ProN" w:eastAsia="Hiragino Mincho ProN"/>
+                <w:b w:val="0"/>
+                <w:sz w:val="20"/>
+              </w:rPr>
+              <w:t>5523</w:t>
             </w:r>
           </w:p>
         </w:tc>
@@ -4019,7 +5176,7 @@
         </w:tc>
         <w:tc>
           <w:tcPr>
-            <w:tcW w:type="dxa" w:w="1417"/>
+            <w:tcW w:type="dxa" w:w="1531"/>
           </w:tcPr>
           <w:p>
             <w:r/>
@@ -4029,13 +5186,13 @@
                 <w:b w:val="0"/>
                 <w:sz w:val="20"/>
               </w:rPr>
-              <w:t>16,446</w:t>
+              <w:t>29,362</w:t>
             </w:r>
           </w:p>
         </w:tc>
         <w:tc>
           <w:tcPr>
-            <w:tcW w:type="dxa" w:w="1417"/>
+            <w:tcW w:type="dxa" w:w="1361"/>
           </w:tcPr>
           <w:p>
             <w:r/>
@@ -4045,121 +5202,7 @@
                 <w:b w:val="0"/>
                 <w:sz w:val="20"/>
               </w:rPr>
-              <w:t>3044</w:t>
-            </w:r>
-          </w:p>
-        </w:tc>
-      </w:tr>
-      <w:tr>
-        <w:tc>
-          <w:tcPr>
-            <w:tcW w:type="dxa" w:w="1134"/>
-          </w:tcPr>
-          <w:p>
-            <w:r/>
-            <w:r>
-              <w:rPr>
-                <w:rFonts w:ascii="Hiragino Mincho ProN" w:hAnsi="Hiragino Mincho ProN" w:eastAsia="Hiragino Mincho ProN"/>
-                <w:b w:val="0"/>
-                <w:sz w:val="20"/>
-              </w:rPr>
-              <w:t>KONA</w:t>
-            </w:r>
-          </w:p>
-        </w:tc>
-        <w:tc>
-          <w:tcPr>
-            <w:tcW w:type="dxa" w:w="850"/>
-          </w:tcPr>
-          <w:p>
-            <w:r/>
-            <w:r>
-              <w:rPr>
-                <w:rFonts w:ascii="Hiragino Mincho ProN" w:hAnsi="Hiragino Mincho ProN" w:eastAsia="Hiragino Mincho ProN"/>
-                <w:b w:val="0"/>
-                <w:sz w:val="20"/>
-              </w:rPr>
-              <w:t>196</w:t>
-            </w:r>
-          </w:p>
-        </w:tc>
-        <w:tc>
-          <w:tcPr>
-            <w:tcW w:type="dxa" w:w="1247"/>
-          </w:tcPr>
-          <w:p>
-            <w:r/>
-            <w:r>
-              <w:rPr>
-                <w:rFonts w:ascii="Hiragino Mincho ProN" w:hAnsi="Hiragino Mincho ProN" w:eastAsia="Hiragino Mincho ProN"/>
-                <w:b w:val="0"/>
-                <w:sz w:val="20"/>
-              </w:rPr>
-              <w:t>9.5</w:t>
-            </w:r>
-          </w:p>
-        </w:tc>
-        <w:tc>
-          <w:tcPr>
-            <w:tcW w:type="dxa" w:w="1247"/>
-          </w:tcPr>
-          <w:p>
-            <w:r/>
-            <w:r>
-              <w:rPr>
-                <w:rFonts w:ascii="Hiragino Mincho ProN" w:hAnsi="Hiragino Mincho ProN" w:eastAsia="Hiragino Mincho ProN"/>
-                <w:b w:val="0"/>
-                <w:sz w:val="20"/>
-              </w:rPr>
-              <w:t>5.1</w:t>
-            </w:r>
-          </w:p>
-        </w:tc>
-        <w:tc>
-          <w:tcPr>
-            <w:tcW w:type="dxa" w:w="1417"/>
-          </w:tcPr>
-          <w:p>
-            <w:r/>
-            <w:r>
-              <w:rPr>
-                <w:rFonts w:ascii="Hiragino Mincho ProN" w:hAnsi="Hiragino Mincho ProN" w:eastAsia="Hiragino Mincho ProN"/>
-                <w:b w:val="0"/>
-                <w:sz w:val="20"/>
-              </w:rPr>
-              <w:t>6.26%</w:t>
-            </w:r>
-          </w:p>
-        </w:tc>
-        <w:tc>
-          <w:tcPr>
-            <w:tcW w:type="dxa" w:w="1417"/>
-          </w:tcPr>
-          <w:p>
-            <w:r/>
-            <w:r>
-              <w:rPr>
-                <w:rFonts w:ascii="Hiragino Mincho ProN" w:hAnsi="Hiragino Mincho ProN" w:eastAsia="Hiragino Mincho ProN"/>
-                <w:b w:val="0"/>
-                <w:sz w:val="20"/>
-              </w:rPr>
-              <w:t>15,240</w:t>
-            </w:r>
-          </w:p>
-        </w:tc>
-        <w:tc>
-          <w:tcPr>
-            <w:tcW w:type="dxa" w:w="1417"/>
-          </w:tcPr>
-          <w:p>
-            <w:r/>
-            <w:r>
-              <w:rPr>
-                <w:rFonts w:ascii="Hiragino Mincho ProN" w:hAnsi="Hiragino Mincho ProN" w:eastAsia="Hiragino Mincho ProN"/>
-                <w:b w:val="0"/>
-                <w:sz w:val="20"/>
-              </w:rPr>
-              <w:t>2841</w:t>
+              <w:t>5435</w:t>
             </w:r>
           </w:p>
         </w:tc>
@@ -4247,7 +5290,7 @@
         </w:tc>
         <w:tc>
           <w:tcPr>
-            <w:tcW w:type="dxa" w:w="1417"/>
+            <w:tcW w:type="dxa" w:w="1531"/>
           </w:tcPr>
           <w:p>
             <w:r/>
@@ -4257,13 +5300,13 @@
                 <w:b w:val="0"/>
                 <w:sz w:val="20"/>
               </w:rPr>
-              <w:t>13,179</w:t>
+              <w:t>30,353</w:t>
             </w:r>
           </w:p>
         </w:tc>
         <w:tc>
           <w:tcPr>
-            <w:tcW w:type="dxa" w:w="1417"/>
+            <w:tcW w:type="dxa" w:w="1361"/>
           </w:tcPr>
           <w:p>
             <w:r/>
@@ -4273,7 +5316,7 @@
                 <w:b w:val="0"/>
                 <w:sz w:val="20"/>
               </w:rPr>
-              <w:t>2078</w:t>
+              <w:t>4787</w:t>
             </w:r>
           </w:p>
         </w:tc>
@@ -4361,7 +5404,7 @@
         </w:tc>
         <w:tc>
           <w:tcPr>
-            <w:tcW w:type="dxa" w:w="1417"/>
+            <w:tcW w:type="dxa" w:w="1531"/>
           </w:tcPr>
           <w:p>
             <w:r/>
@@ -4371,13 +5414,13 @@
                 <w:b w:val="0"/>
                 <w:sz w:val="20"/>
               </w:rPr>
-              <w:t>13,168</w:t>
+              <w:t>30,249</w:t>
             </w:r>
           </w:p>
         </w:tc>
         <w:tc>
           <w:tcPr>
-            <w:tcW w:type="dxa" w:w="1417"/>
+            <w:tcW w:type="dxa" w:w="1361"/>
           </w:tcPr>
           <w:p>
             <w:r/>
@@ -4387,7 +5430,7 @@
                 <w:b w:val="0"/>
                 <w:sz w:val="20"/>
               </w:rPr>
-              <w:t>2021</w:t>
+              <w:t>4643</w:t>
             </w:r>
           </w:p>
         </w:tc>
@@ -4475,7 +5518,7 @@
         </w:tc>
         <w:tc>
           <w:tcPr>
-            <w:tcW w:type="dxa" w:w="1417"/>
+            <w:tcW w:type="dxa" w:w="1531"/>
           </w:tcPr>
           <w:p>
             <w:r/>
@@ -4485,13 +5528,13 @@
                 <w:b w:val="0"/>
                 <w:sz w:val="20"/>
               </w:rPr>
-              <w:t>15,360</w:t>
+              <w:t>29,684</w:t>
             </w:r>
           </w:p>
         </w:tc>
         <w:tc>
           <w:tcPr>
-            <w:tcW w:type="dxa" w:w="1417"/>
+            <w:tcW w:type="dxa" w:w="1361"/>
           </w:tcPr>
           <w:p>
             <w:r/>
@@ -4501,7 +5544,7 @@
                 <w:b w:val="0"/>
                 <w:sz w:val="20"/>
               </w:rPr>
-              <w:t>2006</w:t>
+              <w:t>3877</w:t>
             </w:r>
           </w:p>
         </w:tc>
@@ -4589,7 +5632,7 @@
         </w:tc>
         <w:tc>
           <w:tcPr>
-            <w:tcW w:type="dxa" w:w="1417"/>
+            <w:tcW w:type="dxa" w:w="1531"/>
           </w:tcPr>
           <w:p>
             <w:r/>
@@ -4599,13 +5642,13 @@
                 <w:b w:val="0"/>
                 <w:sz w:val="20"/>
               </w:rPr>
-              <w:t>15,707</w:t>
+              <w:t>29,381</w:t>
             </w:r>
           </w:p>
         </w:tc>
         <w:tc>
           <w:tcPr>
-            <w:tcW w:type="dxa" w:w="1417"/>
+            <w:tcW w:type="dxa" w:w="1361"/>
           </w:tcPr>
           <w:p>
             <w:r/>
@@ -4615,7 +5658,7 @@
                 <w:b w:val="0"/>
                 <w:sz w:val="20"/>
               </w:rPr>
-              <w:t>1954</w:t>
+              <w:t>3655</w:t>
             </w:r>
           </w:p>
         </w:tc>
@@ -4703,7 +5746,7 @@
         </w:tc>
         <w:tc>
           <w:tcPr>
-            <w:tcW w:type="dxa" w:w="1417"/>
+            <w:tcW w:type="dxa" w:w="1531"/>
           </w:tcPr>
           <w:p>
             <w:r/>
@@ -4713,13 +5756,13 @@
                 <w:b w:val="0"/>
                 <w:sz w:val="20"/>
               </w:rPr>
-              <w:t>15,725</w:t>
+              <w:t>29,644</w:t>
             </w:r>
           </w:p>
         </w:tc>
         <w:tc>
           <w:tcPr>
-            <w:tcW w:type="dxa" w:w="1417"/>
+            <w:tcW w:type="dxa" w:w="1361"/>
           </w:tcPr>
           <w:p>
             <w:r/>
@@ -4729,7 +5772,7 @@
                 <w:b w:val="0"/>
                 <w:sz w:val="20"/>
               </w:rPr>
-              <w:t>1896</w:t>
+              <w:t>3575</w:t>
             </w:r>
           </w:p>
         </w:tc>
@@ -4817,7 +5860,7 @@
         </w:tc>
         <w:tc>
           <w:tcPr>
-            <w:tcW w:type="dxa" w:w="1417"/>
+            <w:tcW w:type="dxa" w:w="1531"/>
           </w:tcPr>
           <w:p>
             <w:r/>
@@ -4827,13 +5870,13 @@
                 <w:b w:val="0"/>
                 <w:sz w:val="20"/>
               </w:rPr>
-              <w:t>13,469</w:t>
+              <w:t>30,199</w:t>
             </w:r>
           </w:p>
         </w:tc>
         <w:tc>
           <w:tcPr>
-            <w:tcW w:type="dxa" w:w="1417"/>
+            <w:tcW w:type="dxa" w:w="1361"/>
           </w:tcPr>
           <w:p>
             <w:r/>
@@ -4843,7 +5886,7 @@
                 <w:b w:val="0"/>
                 <w:sz w:val="20"/>
               </w:rPr>
-              <w:t>780</w:t>
+              <w:t>1749</w:t>
             </w:r>
           </w:p>
         </w:tc>
@@ -4931,7 +5974,7 @@
         </w:tc>
         <w:tc>
           <w:tcPr>
-            <w:tcW w:type="dxa" w:w="1417"/>
+            <w:tcW w:type="dxa" w:w="1531"/>
           </w:tcPr>
           <w:p>
             <w:r/>
@@ -4941,13 +5984,13 @@
                 <w:b w:val="0"/>
                 <w:sz w:val="20"/>
               </w:rPr>
-              <w:t>23,524</w:t>
+              <w:t>26,765</w:t>
             </w:r>
           </w:p>
         </w:tc>
         <w:tc>
           <w:tcPr>
-            <w:tcW w:type="dxa" w:w="1417"/>
+            <w:tcW w:type="dxa" w:w="1361"/>
           </w:tcPr>
           <w:p>
             <w:r/>
@@ -4957,7 +6000,7 @@
                 <w:b w:val="0"/>
                 <w:sz w:val="20"/>
               </w:rPr>
-              <w:t>160</w:t>
+              <w:t>182</w:t>
             </w:r>
           </w:p>
         </w:tc>
@@ -4979,7 +6022,7 @@
           <w:b/>
           <w:sz w:val="22"/>
         </w:rPr>
-        <w:t>全体年間収益: 3.90 億円　/　全体平均ベッド単価: 13,138 円/床日</w:t>
+        <w:t>全体年間粗利: 8.96 億円　/　全体平均ベッド粗利単価: 30,173 円/床日</w:t>
       </w:r>
     </w:p>
     <w:sectPr>

--- a/docs/admin/医師別KPI解析_理事会説明資料_2026-05-04.docx
+++ b/docs/admin/医師別KPI解析_理事会説明資料_2026-05-04.docx
@@ -1121,6 +1121,547 @@
     </w:p>
     <w:p>
       <w:pPr>
+        <w:pStyle w:val="Heading2"/>
+      </w:pPr>
+      <w:r>
+        <w:rPr>
+          <w:rFonts w:ascii="Hiragino Mincho ProN" w:hAnsi="Hiragino Mincho ProN" w:eastAsia="Hiragino Mincho ProN"/>
+          <w:b/>
+          <w:color w:val="1F2937"/>
+          <w:sz w:val="30"/>
+        </w:rPr>
+        <w:t>2.6 コスト見積もりの位置づけ（重要な但し書き）</w:t>
+      </w:r>
+    </w:p>
+    <w:p>
+      <w:r>
+        <w:rPr>
+          <w:rFonts w:ascii="Hiragino Mincho ProN" w:hAnsi="Hiragino Mincho ProN" w:eastAsia="Hiragino Mincho ProN"/>
+          <w:b/>
+          <w:sz w:val="22"/>
+        </w:rPr>
+        <w:t>本資料の数値の信頼性について、重要な但し書きを明示します。</w:t>
+      </w:r>
+    </w:p>
+    <w:p>
+      <w:r>
+        <w:rPr>
+          <w:rFonts w:ascii="Hiragino Mincho ProN" w:hAnsi="Hiragino Mincho ProN" w:eastAsia="Hiragino Mincho ProN"/>
+          <w:b w:val="0"/>
+          <w:sz w:val="22"/>
+        </w:rPr>
+      </w:r>
+    </w:p>
+    <w:p>
+      <w:pPr>
+        <w:jc w:val="center"/>
+      </w:pPr>
+      <w:r>
+        <w:drawing>
+          <wp:inline xmlns:a="http://schemas.openxmlformats.org/drawingml/2006/main" xmlns:pic="http://schemas.openxmlformats.org/drawingml/2006/picture">
+            <wp:extent cx="5580000" cy="2505255"/>
+            <wp:docPr id="3" name="Picture 3"/>
+            <wp:cNvGraphicFramePr>
+              <a:graphicFrameLocks noChangeAspect="1"/>
+            </wp:cNvGraphicFramePr>
+            <a:graphic>
+              <a:graphicData uri="http://schemas.openxmlformats.org/drawingml/2006/picture">
+                <pic:pic>
+                  <pic:nvPicPr>
+                    <pic:cNvPr id="0" name="07_cost_uncertainty_named.png"/>
+                    <pic:cNvPicPr/>
+                  </pic:nvPicPr>
+                  <pic:blipFill>
+                    <a:blip r:embed="rId11"/>
+                    <a:stretch>
+                      <a:fillRect/>
+                    </a:stretch>
+                  </pic:blipFill>
+                  <pic:spPr>
+                    <a:xfrm>
+                      <a:off x="0" y="0"/>
+                      <a:ext cx="5580000" cy="2505255"/>
+                    </a:xfrm>
+                    <a:prstGeom prst="rect"/>
+                  </pic:spPr>
+                </pic:pic>
+              </a:graphicData>
+            </a:graphic>
+          </wp:inline>
+        </w:drawing>
+      </w:r>
+    </w:p>
+    <w:p>
+      <w:r>
+        <w:rPr>
+          <w:rFonts w:ascii="Hiragino Mincho ProN" w:hAnsi="Hiragino Mincho ProN" w:eastAsia="Hiragino Mincho ProN"/>
+          <w:b w:val="0"/>
+          <w:sz w:val="22"/>
+        </w:rPr>
+      </w:r>
+    </w:p>
+    <w:p>
+      <w:pPr>
+        <w:ind w:left="283"/>
+      </w:pPr>
+      <w:r>
+        <w:rPr>
+          <w:rFonts w:ascii="Hiragino Mincho ProN" w:hAnsi="Hiragino Mincho ProN" w:eastAsia="Hiragino Mincho ProN"/>
+          <w:b/>
+          <w:color w:val="DC2626"/>
+          <w:sz w:val="22"/>
+        </w:rPr>
+        <w:t xml:space="preserve">⚠️ 但し書き </w:t>
+      </w:r>
+      <w:r>
+        <w:rPr>
+          <w:rFonts w:ascii="Hiragino Mincho ProN" w:hAnsi="Hiragino Mincho ProN" w:eastAsia="Hiragino Mincho ProN"/>
+          <w:b w:val="0"/>
+          <w:sz w:val="22"/>
+        </w:rPr>
+        <w:t>本資料のコスト見積もり（A 12,000 / B 6,000 / C 4,500 円）は **業界一般的な目安**であり、当院 DPC データでの直接検証は未実施です。アプリ実装の `_FEE_PRESETS`（2026 年度プリセット）に基づきますが、設計文書（bed_control_simulator_design.md）でも「**平均値で代替**」「**相対比較に活用**」と明記されています。コストには **±20% の不確実性** があると考えてください。</w:t>
+      </w:r>
+    </w:p>
+    <w:p>
+      <w:r>
+        <w:rPr>
+          <w:rFonts w:ascii="Hiragino Mincho ProN" w:hAnsi="Hiragino Mincho ProN" w:eastAsia="Hiragino Mincho ProN"/>
+          <w:b w:val="0"/>
+          <w:sz w:val="22"/>
+        </w:rPr>
+      </w:r>
+    </w:p>
+    <w:p>
+      <w:pPr>
+        <w:pStyle w:val="Heading3"/>
+      </w:pPr>
+      <w:r>
+        <w:rPr>
+          <w:rFonts w:ascii="Hiragino Mincho ProN" w:hAnsi="Hiragino Mincho ProN" w:eastAsia="Hiragino Mincho ProN"/>
+          <w:b/>
+          <w:color w:val="1F2937"/>
+          <w:sz w:val="26"/>
+        </w:rPr>
+        <w:t>コスト ±20% を反映した粗利レンジ</w:t>
+      </w:r>
+    </w:p>
+    <w:tbl>
+      <w:tblPr>
+        <w:tblStyle w:val="LightGrid-Accent1"/>
+        <w:tblW w:type="auto" w:w="0"/>
+        <w:jc w:val="center"/>
+        <w:tblLook w:firstColumn="1" w:firstRow="1" w:lastColumn="0" w:lastRow="0" w:noHBand="0" w:noVBand="1" w:val="04A0"/>
+      </w:tblPr>
+      <w:tblGrid>
+        <w:gridCol w:w="1949"/>
+        <w:gridCol w:w="1949"/>
+        <w:gridCol w:w="1949"/>
+        <w:gridCol w:w="1949"/>
+        <w:gridCol w:w="1949"/>
+      </w:tblGrid>
+      <w:tr>
+        <w:tc>
+          <w:tcPr>
+            <w:tcW w:type="dxa" w:w="1701"/>
+          </w:tcPr>
+          <w:p>
+            <w:r/>
+            <w:r>
+              <w:rPr>
+                <w:rFonts w:ascii="Hiragino Mincho ProN" w:hAnsi="Hiragino Mincho ProN" w:eastAsia="Hiragino Mincho ProN"/>
+                <w:b/>
+                <w:color w:val="1F2937"/>
+                <w:sz w:val="20"/>
+              </w:rPr>
+              <w:t>フェーズ</w:t>
+            </w:r>
+          </w:p>
+        </w:tc>
+        <w:tc>
+          <w:tcPr>
+            <w:tcW w:type="dxa" w:w="1417"/>
+          </w:tcPr>
+          <w:p>
+            <w:r/>
+            <w:r>
+              <w:rPr>
+                <w:rFonts w:ascii="Hiragino Mincho ProN" w:hAnsi="Hiragino Mincho ProN" w:eastAsia="Hiragino Mincho ProN"/>
+                <w:b/>
+                <w:color w:val="1F2937"/>
+                <w:sz w:val="20"/>
+              </w:rPr>
+              <w:t>中央値</w:t>
+            </w:r>
+          </w:p>
+        </w:tc>
+        <w:tc>
+          <w:tcPr>
+            <w:tcW w:type="dxa" w:w="2268"/>
+          </w:tcPr>
+          <w:p>
+            <w:r/>
+            <w:r>
+              <w:rPr>
+                <w:rFonts w:ascii="Hiragino Mincho ProN" w:hAnsi="Hiragino Mincho ProN" w:eastAsia="Hiragino Mincho ProN"/>
+                <w:b/>
+                <w:color w:val="1F2937"/>
+                <w:sz w:val="20"/>
+              </w:rPr>
+              <w:t>下限（コスト +20%）</w:t>
+            </w:r>
+          </w:p>
+        </w:tc>
+        <w:tc>
+          <w:tcPr>
+            <w:tcW w:type="dxa" w:w="2268"/>
+          </w:tcPr>
+          <w:p>
+            <w:r/>
+            <w:r>
+              <w:rPr>
+                <w:rFonts w:ascii="Hiragino Mincho ProN" w:hAnsi="Hiragino Mincho ProN" w:eastAsia="Hiragino Mincho ProN"/>
+                <w:b/>
+                <w:color w:val="1F2937"/>
+                <w:sz w:val="20"/>
+              </w:rPr>
+              <w:t>上限（コスト −20%）</w:t>
+            </w:r>
+          </w:p>
+        </w:tc>
+        <w:tc>
+          <w:tcPr>
+            <w:tcW w:type="dxa" w:w="1417"/>
+          </w:tcPr>
+          <w:p>
+            <w:r/>
+            <w:r>
+              <w:rPr>
+                <w:rFonts w:ascii="Hiragino Mincho ProN" w:hAnsi="Hiragino Mincho ProN" w:eastAsia="Hiragino Mincho ProN"/>
+                <w:b/>
+                <w:color w:val="1F2937"/>
+                <w:sz w:val="20"/>
+              </w:rPr>
+              <w:t>順位</w:t>
+            </w:r>
+          </w:p>
+        </w:tc>
+      </w:tr>
+      <w:tr>
+        <w:tc>
+          <w:tcPr>
+            <w:tcW w:type="dxa" w:w="1701"/>
+          </w:tcPr>
+          <w:p>
+            <w:r/>
+            <w:r>
+              <w:rPr>
+                <w:rFonts w:ascii="Hiragino Mincho ProN" w:hAnsi="Hiragino Mincho ProN" w:eastAsia="Hiragino Mincho ProN"/>
+                <w:b w:val="0"/>
+                <w:sz w:val="20"/>
+              </w:rPr>
+              <w:t>A 群（急性期）</w:t>
+            </w:r>
+          </w:p>
+        </w:tc>
+        <w:tc>
+          <w:tcPr>
+            <w:tcW w:type="dxa" w:w="1417"/>
+          </w:tcPr>
+          <w:p>
+            <w:r/>
+            <w:r>
+              <w:rPr>
+                <w:rFonts w:ascii="Hiragino Mincho ProN" w:hAnsi="Hiragino Mincho ProN" w:eastAsia="Hiragino Mincho ProN"/>
+                <w:b w:val="0"/>
+                <w:sz w:val="20"/>
+              </w:rPr>
+              <w:t>26,500 円</w:t>
+            </w:r>
+          </w:p>
+        </w:tc>
+        <w:tc>
+          <w:tcPr>
+            <w:tcW w:type="dxa" w:w="2268"/>
+          </w:tcPr>
+          <w:p>
+            <w:r/>
+            <w:r>
+              <w:rPr>
+                <w:rFonts w:ascii="Hiragino Mincho ProN" w:hAnsi="Hiragino Mincho ProN" w:eastAsia="Hiragino Mincho ProN"/>
+                <w:b w:val="0"/>
+                <w:sz w:val="20"/>
+              </w:rPr>
+              <w:t>24,100 円</w:t>
+            </w:r>
+          </w:p>
+        </w:tc>
+        <w:tc>
+          <w:tcPr>
+            <w:tcW w:type="dxa" w:w="2268"/>
+          </w:tcPr>
+          <w:p>
+            <w:r/>
+            <w:r>
+              <w:rPr>
+                <w:rFonts w:ascii="Hiragino Mincho ProN" w:hAnsi="Hiragino Mincho ProN" w:eastAsia="Hiragino Mincho ProN"/>
+                <w:b w:val="0"/>
+                <w:sz w:val="20"/>
+              </w:rPr>
+              <w:t>28,900 円</w:t>
+            </w:r>
+          </w:p>
+        </w:tc>
+        <w:tc>
+          <w:tcPr>
+            <w:tcW w:type="dxa" w:w="1417"/>
+          </w:tcPr>
+          <w:p>
+            <w:r/>
+            <w:r>
+              <w:rPr>
+                <w:rFonts w:ascii="Hiragino Mincho ProN" w:hAnsi="Hiragino Mincho ProN" w:eastAsia="Hiragino Mincho ProN"/>
+                <w:b w:val="0"/>
+                <w:sz w:val="20"/>
+              </w:rPr>
+              <w:t>3 位</w:t>
+            </w:r>
+          </w:p>
+        </w:tc>
+      </w:tr>
+      <w:tr>
+        <w:tc>
+          <w:tcPr>
+            <w:tcW w:type="dxa" w:w="1701"/>
+          </w:tcPr>
+          <w:p>
+            <w:r/>
+            <w:r>
+              <w:rPr>
+                <w:rFonts w:ascii="Hiragino Mincho ProN" w:hAnsi="Hiragino Mincho ProN" w:eastAsia="Hiragino Mincho ProN"/>
+                <w:b w:val="0"/>
+                <w:sz w:val="20"/>
+              </w:rPr>
+              <w:t>B 群（回復期）</w:t>
+            </w:r>
+          </w:p>
+        </w:tc>
+        <w:tc>
+          <w:tcPr>
+            <w:tcW w:type="dxa" w:w="1417"/>
+          </w:tcPr>
+          <w:p>
+            <w:r/>
+            <w:r>
+              <w:rPr>
+                <w:rFonts w:ascii="Hiragino Mincho ProN" w:hAnsi="Hiragino Mincho ProN" w:eastAsia="Hiragino Mincho ProN"/>
+                <w:b w:val="0"/>
+                <w:sz w:val="20"/>
+              </w:rPr>
+              <w:t>★ 32,500 円</w:t>
+            </w:r>
+          </w:p>
+        </w:tc>
+        <w:tc>
+          <w:tcPr>
+            <w:tcW w:type="dxa" w:w="2268"/>
+          </w:tcPr>
+          <w:p>
+            <w:r/>
+            <w:r>
+              <w:rPr>
+                <w:rFonts w:ascii="Hiragino Mincho ProN" w:hAnsi="Hiragino Mincho ProN" w:eastAsia="Hiragino Mincho ProN"/>
+                <w:b w:val="0"/>
+                <w:sz w:val="20"/>
+              </w:rPr>
+              <w:t>31,300 円</w:t>
+            </w:r>
+          </w:p>
+        </w:tc>
+        <w:tc>
+          <w:tcPr>
+            <w:tcW w:type="dxa" w:w="2268"/>
+          </w:tcPr>
+          <w:p>
+            <w:r/>
+            <w:r>
+              <w:rPr>
+                <w:rFonts w:ascii="Hiragino Mincho ProN" w:hAnsi="Hiragino Mincho ProN" w:eastAsia="Hiragino Mincho ProN"/>
+                <w:b w:val="0"/>
+                <w:sz w:val="20"/>
+              </w:rPr>
+              <w:t>33,700 円</w:t>
+            </w:r>
+          </w:p>
+        </w:tc>
+        <w:tc>
+          <w:tcPr>
+            <w:tcW w:type="dxa" w:w="1417"/>
+          </w:tcPr>
+          <w:p>
+            <w:r/>
+            <w:r>
+              <w:rPr>
+                <w:rFonts w:ascii="Hiragino Mincho ProN" w:hAnsi="Hiragino Mincho ProN" w:eastAsia="Hiragino Mincho ProN"/>
+                <w:b w:val="0"/>
+                <w:sz w:val="20"/>
+              </w:rPr>
+              <w:t>★ 1 位</w:t>
+            </w:r>
+          </w:p>
+        </w:tc>
+      </w:tr>
+      <w:tr>
+        <w:tc>
+          <w:tcPr>
+            <w:tcW w:type="dxa" w:w="1701"/>
+          </w:tcPr>
+          <w:p>
+            <w:r/>
+            <w:r>
+              <w:rPr>
+                <w:rFonts w:ascii="Hiragino Mincho ProN" w:hAnsi="Hiragino Mincho ProN" w:eastAsia="Hiragino Mincho ProN"/>
+                <w:b w:val="0"/>
+                <w:sz w:val="20"/>
+              </w:rPr>
+              <w:t>C 群（退院準備）</w:t>
+            </w:r>
+          </w:p>
+        </w:tc>
+        <w:tc>
+          <w:tcPr>
+            <w:tcW w:type="dxa" w:w="1417"/>
+          </w:tcPr>
+          <w:p>
+            <w:r/>
+            <w:r>
+              <w:rPr>
+                <w:rFonts w:ascii="Hiragino Mincho ProN" w:hAnsi="Hiragino Mincho ProN" w:eastAsia="Hiragino Mincho ProN"/>
+                <w:b w:val="0"/>
+                <w:sz w:val="20"/>
+              </w:rPr>
+              <w:t>31,000 円</w:t>
+            </w:r>
+          </w:p>
+        </w:tc>
+        <w:tc>
+          <w:tcPr>
+            <w:tcW w:type="dxa" w:w="2268"/>
+          </w:tcPr>
+          <w:p>
+            <w:r/>
+            <w:r>
+              <w:rPr>
+                <w:rFonts w:ascii="Hiragino Mincho ProN" w:hAnsi="Hiragino Mincho ProN" w:eastAsia="Hiragino Mincho ProN"/>
+                <w:b w:val="0"/>
+                <w:sz w:val="20"/>
+              </w:rPr>
+              <w:t>30,100 円</w:t>
+            </w:r>
+          </w:p>
+        </w:tc>
+        <w:tc>
+          <w:tcPr>
+            <w:tcW w:type="dxa" w:w="2268"/>
+          </w:tcPr>
+          <w:p>
+            <w:r/>
+            <w:r>
+              <w:rPr>
+                <w:rFonts w:ascii="Hiragino Mincho ProN" w:hAnsi="Hiragino Mincho ProN" w:eastAsia="Hiragino Mincho ProN"/>
+                <w:b w:val="0"/>
+                <w:sz w:val="20"/>
+              </w:rPr>
+              <w:t>31,900 円</w:t>
+            </w:r>
+          </w:p>
+        </w:tc>
+        <w:tc>
+          <w:tcPr>
+            <w:tcW w:type="dxa" w:w="1417"/>
+          </w:tcPr>
+          <w:p>
+            <w:r/>
+            <w:r>
+              <w:rPr>
+                <w:rFonts w:ascii="Hiragino Mincho ProN" w:hAnsi="Hiragino Mincho ProN" w:eastAsia="Hiragino Mincho ProN"/>
+                <w:b w:val="0"/>
+                <w:sz w:val="20"/>
+              </w:rPr>
+              <w:t>2 位</w:t>
+            </w:r>
+          </w:p>
+        </w:tc>
+      </w:tr>
+    </w:tbl>
+    <w:p>
+      <w:r>
+        <w:rPr>
+          <w:rFonts w:ascii="Hiragino Mincho ProN" w:hAnsi="Hiragino Mincho ProN" w:eastAsia="Hiragino Mincho ProN"/>
+          <w:b w:val="0"/>
+          <w:sz w:val="22"/>
+        </w:rPr>
+      </w:r>
+    </w:p>
+    <w:p>
+      <w:pPr>
+        <w:ind w:left="283"/>
+      </w:pPr>
+      <w:r>
+        <w:rPr>
+          <w:rFonts w:ascii="Hiragino Mincho ProN" w:hAnsi="Hiragino Mincho ProN" w:eastAsia="Hiragino Mincho ProN"/>
+          <w:b/>
+          <w:color w:val="10B981"/>
+          <w:sz w:val="22"/>
+        </w:rPr>
+        <w:t xml:space="preserve">💡 重要なポイント </w:t>
+      </w:r>
+      <w:r>
+        <w:rPr>
+          <w:rFonts w:ascii="Hiragino Mincho ProN" w:hAnsi="Hiragino Mincho ProN" w:eastAsia="Hiragino Mincho ProN"/>
+          <w:b w:val="0"/>
+          <w:sz w:val="22"/>
+        </w:rPr>
+        <w:t>コストが ±20% 動いても、**B 群 ＞ C 群 ＞ A 群 の順位は揺らぎません**。本解析の結論「B 群中心管理が運営貢献を最大化する」という方向性は、コスト見積もりの精度に大きく依存しないということです。ただし絶対値（年間粗利の総額）は ±10〜20% の幅があります。</w:t>
+      </w:r>
+    </w:p>
+    <w:p>
+      <w:r>
+        <w:rPr>
+          <w:rFonts w:ascii="Hiragino Mincho ProN" w:hAnsi="Hiragino Mincho ProN" w:eastAsia="Hiragino Mincho ProN"/>
+          <w:b w:val="0"/>
+          <w:sz w:val="22"/>
+        </w:rPr>
+      </w:r>
+    </w:p>
+    <w:p>
+      <w:pPr>
+        <w:ind w:left="283"/>
+      </w:pPr>
+      <w:r>
+        <w:rPr>
+          <w:rFonts w:ascii="Hiragino Mincho ProN" w:hAnsi="Hiragino Mincho ProN" w:eastAsia="Hiragino Mincho ProN"/>
+          <w:b/>
+          <w:color w:val="2563EB"/>
+          <w:sz w:val="22"/>
+        </w:rPr>
+        <w:t xml:space="preserve">📌 Stage 2 計画（提言 4） </w:t>
+      </w:r>
+      <w:r>
+        <w:rPr>
+          <w:rFonts w:ascii="Hiragino Mincho ProN" w:hAnsi="Hiragino Mincho ProN" w:eastAsia="Hiragino Mincho ProN"/>
+          <w:b w:val="0"/>
+          <w:sz w:val="22"/>
+        </w:rPr>
+        <w:t>このコスト不確実性は、**事務（医事課・経理）から DPC 患者別変動費を取り寄せて1 ヶ月のサンプル検証** で解消できます。Stage 2 として 1〜2 週間で実施予定。</w:t>
+      </w:r>
+    </w:p>
+    <w:p>
+      <w:r>
+        <w:br w:type="page"/>
+      </w:r>
+    </w:p>
+    <w:p>
+      <w:pPr>
         <w:pStyle w:val="Heading1"/>
       </w:pPr>
       <w:r>
@@ -1476,7 +2017,7 @@
         <w:drawing>
           <wp:inline xmlns:a="http://schemas.openxmlformats.org/drawingml/2006/main" xmlns:pic="http://schemas.openxmlformats.org/drawingml/2006/picture">
             <wp:extent cx="5580000" cy="3705416"/>
-            <wp:docPr id="3" name="Picture 3"/>
+            <wp:docPr id="4" name="Picture 4"/>
             <wp:cNvGraphicFramePr>
               <a:graphicFrameLocks noChangeAspect="1"/>
             </wp:cNvGraphicFramePr>
@@ -1488,7 +2029,7 @@
                     <pic:cNvPicPr/>
                   </pic:nvPicPr>
                   <pic:blipFill>
-                    <a:blip r:embed="rId11"/>
+                    <a:blip r:embed="rId12"/>
                     <a:stretch>
                       <a:fillRect/>
                     </a:stretch>
@@ -1565,7 +2106,7 @@
         <w:drawing>
           <wp:inline xmlns:a="http://schemas.openxmlformats.org/drawingml/2006/main" xmlns:pic="http://schemas.openxmlformats.org/drawingml/2006/picture">
             <wp:extent cx="5760000" cy="3131275"/>
-            <wp:docPr id="4" name="Picture 4"/>
+            <wp:docPr id="5" name="Picture 5"/>
             <wp:cNvGraphicFramePr>
               <a:graphicFrameLocks noChangeAspect="1"/>
             </wp:cNvGraphicFramePr>
@@ -1577,7 +2118,7 @@
                     <pic:cNvPicPr/>
                   </pic:nvPicPr>
                   <pic:blipFill>
-                    <a:blip r:embed="rId12"/>
+                    <a:blip r:embed="rId13"/>
                     <a:stretch>
                       <a:fillRect/>
                     </a:stretch>
@@ -2704,7 +3245,7 @@
         <w:drawing>
           <wp:inline xmlns:a="http://schemas.openxmlformats.org/drawingml/2006/main" xmlns:pic="http://schemas.openxmlformats.org/drawingml/2006/picture">
             <wp:extent cx="5760000" cy="3088507"/>
-            <wp:docPr id="5" name="Picture 5"/>
+            <wp:docPr id="6" name="Picture 6"/>
             <wp:cNvGraphicFramePr>
               <a:graphicFrameLocks noChangeAspect="1"/>
             </wp:cNvGraphicFramePr>
@@ -2716,7 +3257,7 @@
                     <pic:cNvPicPr/>
                   </pic:nvPicPr>
                   <pic:blipFill>
-                    <a:blip r:embed="rId13"/>
+                    <a:blip r:embed="rId14"/>
                     <a:stretch>
                       <a:fillRect/>
                     </a:stretch>
@@ -2793,7 +3334,7 @@
         <w:drawing>
           <wp:inline xmlns:a="http://schemas.openxmlformats.org/drawingml/2006/main" xmlns:pic="http://schemas.openxmlformats.org/drawingml/2006/picture">
             <wp:extent cx="5580000" cy="3240404"/>
-            <wp:docPr id="6" name="Picture 6"/>
+            <wp:docPr id="7" name="Picture 7"/>
             <wp:cNvGraphicFramePr>
               <a:graphicFrameLocks noChangeAspect="1"/>
             </wp:cNvGraphicFramePr>
@@ -2805,7 +3346,7 @@
                     <pic:cNvPicPr/>
                   </pic:nvPicPr>
                   <pic:blipFill>
-                    <a:blip r:embed="rId14"/>
+                    <a:blip r:embed="rId15"/>
                     <a:stretch>
                       <a:fillRect/>
                     </a:stretch>
@@ -4210,7 +4751,7 @@
           <w:color w:val="1F2937"/>
           <w:sz w:val="30"/>
         </w:rPr>
-        <w:t>提言 4: Stage 2 — リハ加算・処置加算で精緻化</w:t>
+        <w:t>提言 4: Stage 2 — コスト実測 + 加算追加で精緻化</w:t>
       </w:r>
     </w:p>
     <w:p>
@@ -4220,7 +4761,75 @@
           <w:b w:val="0"/>
           <w:sz w:val="22"/>
         </w:rPr>
-        <w:t>現状はフェーズ別粗利のみで概算しています。事務から下記データを追加取得し、より実態に近い粗利単価を算出すれば、リハビリ強化や処置加算の積極化など具体的な改善余地が見える化できます。</w:t>
+        <w:t>現状の解析は **業界目安のコスト見積もり ±20% の幅** を持ちます（§2.6 参照）。事務（医事課・経理）から下記データを追加取得し、当院実測値で再計算することを提言します。</w:t>
+      </w:r>
+    </w:p>
+    <w:p>
+      <w:r>
+        <w:rPr>
+          <w:rFonts w:ascii="Hiragino Mincho ProN" w:hAnsi="Hiragino Mincho ProN" w:eastAsia="Hiragino Mincho ProN"/>
+          <w:b w:val="0"/>
+          <w:sz w:val="22"/>
+        </w:rPr>
+      </w:r>
+    </w:p>
+    <w:p>
+      <w:r>
+        <w:rPr>
+          <w:rFonts w:ascii="Hiragino Mincho ProN" w:hAnsi="Hiragino Mincho ProN" w:eastAsia="Hiragino Mincho ProN"/>
+          <w:b/>
+          <w:sz w:val="22"/>
+        </w:rPr>
+        <w:t>【優先度 1】コスト実測（業界目安 → 当院実データへ）</w:t>
+      </w:r>
+    </w:p>
+    <w:p>
+      <w:r>
+        <w:rPr>
+          <w:rFonts w:ascii="Hiragino Mincho ProN" w:hAnsi="Hiragino Mincho ProN" w:eastAsia="Hiragino Mincho ProN"/>
+          <w:b w:val="0"/>
+          <w:sz w:val="22"/>
+        </w:rPr>
+        <w:t xml:space="preserve">  ・DPC 患者別 1 日あたり変動費（薬剤費・処置費・検査費・材料費・給食費）</w:t>
+      </w:r>
+    </w:p>
+    <w:p>
+      <w:r>
+        <w:rPr>
+          <w:rFonts w:ascii="Hiragino Mincho ProN" w:hAnsi="Hiragino Mincho ProN" w:eastAsia="Hiragino Mincho ProN"/>
+          <w:b w:val="0"/>
+          <w:sz w:val="22"/>
+        </w:rPr>
+        <w:t xml:space="preserve">  ・1 ヶ月サンプル（150 件）で検証可能、所要 1〜2 週間</w:t>
+      </w:r>
+    </w:p>
+    <w:p>
+      <w:r>
+        <w:rPr>
+          <w:rFonts w:ascii="Hiragino Mincho ProN" w:hAnsi="Hiragino Mincho ProN" w:eastAsia="Hiragino Mincho ProN"/>
+          <w:b w:val="0"/>
+          <w:sz w:val="22"/>
+        </w:rPr>
+        <w:t xml:space="preserve">  ・→ A・B・C 群別の **当院実コスト** が確定し、粗利単価の精度が ±20% → ±数 % に向上</w:t>
+      </w:r>
+    </w:p>
+    <w:p>
+      <w:r>
+        <w:rPr>
+          <w:rFonts w:ascii="Hiragino Mincho ProN" w:hAnsi="Hiragino Mincho ProN" w:eastAsia="Hiragino Mincho ProN"/>
+          <w:b w:val="0"/>
+          <w:sz w:val="22"/>
+        </w:rPr>
+      </w:r>
+    </w:p>
+    <w:p>
+      <w:r>
+        <w:rPr>
+          <w:rFonts w:ascii="Hiragino Mincho ProN" w:hAnsi="Hiragino Mincho ProN" w:eastAsia="Hiragino Mincho ProN"/>
+          <w:b/>
+          <w:sz w:val="22"/>
+        </w:rPr>
+        <w:t>【優先度 2】加算情報（粗利単価のさらなる精緻化）</w:t>
       </w:r>
     </w:p>
     <w:p>
@@ -4251,6 +4860,37 @@
           <w:sz w:val="22"/>
         </w:rPr>
         <w:t xml:space="preserve">  ・検査加算・手術料の患者別月次集計</w:t>
+      </w:r>
+    </w:p>
+    <w:p>
+      <w:r>
+        <w:rPr>
+          <w:rFonts w:ascii="Hiragino Mincho ProN" w:hAnsi="Hiragino Mincho ProN" w:eastAsia="Hiragino Mincho ProN"/>
+          <w:b w:val="0"/>
+          <w:sz w:val="22"/>
+        </w:rPr>
+      </w:r>
+    </w:p>
+    <w:p>
+      <w:pPr>
+        <w:ind w:left="283"/>
+      </w:pPr>
+      <w:r>
+        <w:rPr>
+          <w:rFonts w:ascii="Hiragino Mincho ProN" w:hAnsi="Hiragino Mincho ProN" w:eastAsia="Hiragino Mincho ProN"/>
+          <w:b/>
+          <w:color w:val="10B981"/>
+          <w:sz w:val="22"/>
+        </w:rPr>
+        <w:t xml:space="preserve">💡 Stage 2 完成後の効果 </w:t>
+      </w:r>
+      <w:r>
+        <w:rPr>
+          <w:rFonts w:ascii="Hiragino Mincho ProN" w:hAnsi="Hiragino Mincho ProN" w:eastAsia="Hiragino Mincho ProN"/>
+          <w:b w:val="0"/>
+          <w:sz w:val="22"/>
+        </w:rPr>
+        <w:t>「実際にどの加算で単価を上げられるか」が見え、診療科横断のベストプラクティス共有が可能に。コスト実測により、本解析の結論の絶対値も理事会で「業界目安」ではなく「当院実測」として示せます。</w:t>
       </w:r>
     </w:p>
     <w:p>
